--- a/regles_toussipronos.docx
+++ b/regles_toussipronos.docx
@@ -21,7 +21,6 @@
         <w:spacing w:after="120"/>
         <w:jc w:val="center"/>
       </w:pPr>
-      <w:proofErr w:type="spellStart"/>
       <w:r>
         <w:rPr>
           <w:rFonts w:ascii="Calibri" w:eastAsia="Calibri" w:hAnsi="Calibri" w:cs="Calibri"/>
@@ -33,7 +32,6 @@
         </w:rPr>
         <w:t>Toussi'Pronos</w:t>
       </w:r>
-      <w:proofErr w:type="spellEnd"/>
     </w:p>
     <w:p>
       <w:pPr>
@@ -110,7 +108,6 @@
               <w:spacing w:before="60" w:after="60"/>
               <w:ind w:left="200" w:right="200"/>
             </w:pPr>
-            <w:proofErr w:type="gramStart"/>
             <w:r>
               <w:rPr>
                 <w:rFonts w:ascii="Calibri" w:eastAsia="Calibri" w:hAnsi="Calibri" w:cs="Calibri"/>
@@ -118,9 +115,14 @@
                 <w:sz w:val="22"/>
                 <w:szCs w:val="22"/>
               </w:rPr>
-              <w:t>🎯  L'objectif</w:t>
-            </w:r>
-            <w:proofErr w:type="gramEnd"/>
+              <w:t xml:space="preserve">🎯  L'objectif : s'amuser entre copains, sans pression et sans prise de tête.</w:t>
+            </w:r>
+          </w:p>
+          <w:p>
+            <w:pPr>
+              <w:spacing w:before="60" w:after="60"/>
+              <w:ind w:left="200" w:right="200"/>
+            </w:pPr>
             <w:r>
               <w:rPr>
                 <w:rFonts w:ascii="Calibri" w:eastAsia="Calibri" w:hAnsi="Calibri" w:cs="Calibri"/>
@@ -128,7 +130,7 @@
                 <w:sz w:val="22"/>
                 <w:szCs w:val="22"/>
               </w:rPr>
-              <w:t xml:space="preserve"> : s'amuser entre copains, sans pression et sans prise de tête.</w:t>
+              <w:t xml:space="preserve">🏟️  Dans l'idée : se retrouver tous ensemble pour un match dans un stade dans l'année.</w:t>
             </w:r>
           </w:p>
           <w:p>
@@ -143,9 +145,14 @@
                 <w:sz w:val="22"/>
                 <w:szCs w:val="22"/>
               </w:rPr>
-              <w:t>🏟</w:t>
-            </w:r>
-            <w:proofErr w:type="gramStart"/>
+              <w:t xml:space="preserve">🏆  Et vivre ensemble la dernière journée pour fêter le gagnant de la saison.</w:t>
+            </w:r>
+          </w:p>
+          <w:p>
+            <w:pPr>
+              <w:spacing w:before="60" w:after="60"/>
+              <w:ind w:left="200" w:right="200"/>
+            </w:pPr>
             <w:r>
               <w:rPr>
                 <w:rFonts w:ascii="Calibri" w:eastAsia="Calibri" w:hAnsi="Calibri" w:cs="Calibri"/>
@@ -153,69 +160,7 @@
                 <w:sz w:val="22"/>
                 <w:szCs w:val="22"/>
               </w:rPr>
-              <w:t>️  Dans</w:t>
-            </w:r>
-            <w:proofErr w:type="gramEnd"/>
-            <w:r>
-              <w:rPr>
-                <w:rFonts w:ascii="Calibri" w:eastAsia="Calibri" w:hAnsi="Calibri" w:cs="Calibri"/>
-                <w:color w:val="1A1A2E"/>
-                <w:sz w:val="22"/>
-                <w:szCs w:val="22"/>
-              </w:rPr>
-              <w:t xml:space="preserve"> l'idée : se retrouver tous ensemble pour un match dans un stade dans l'année.</w:t>
-            </w:r>
-          </w:p>
-          <w:p>
-            <w:pPr>
-              <w:spacing w:before="60" w:after="60"/>
-              <w:ind w:left="200" w:right="200"/>
-            </w:pPr>
-            <w:proofErr w:type="gramStart"/>
-            <w:r>
-              <w:rPr>
-                <w:rFonts w:ascii="Calibri" w:eastAsia="Calibri" w:hAnsi="Calibri" w:cs="Calibri"/>
-                <w:color w:val="1A1A2E"/>
-                <w:sz w:val="22"/>
-                <w:szCs w:val="22"/>
-              </w:rPr>
-              <w:t>🏆  Et</w:t>
-            </w:r>
-            <w:proofErr w:type="gramEnd"/>
-            <w:r>
-              <w:rPr>
-                <w:rFonts w:ascii="Calibri" w:eastAsia="Calibri" w:hAnsi="Calibri" w:cs="Calibri"/>
-                <w:color w:val="1A1A2E"/>
-                <w:sz w:val="22"/>
-                <w:szCs w:val="22"/>
-              </w:rPr>
-              <w:t xml:space="preserve"> vivre ensemble la dernière journée pour fêter le gagnant de la saison.</w:t>
-            </w:r>
-          </w:p>
-          <w:p>
-            <w:pPr>
-              <w:spacing w:before="60" w:after="60"/>
-              <w:ind w:left="200" w:right="200"/>
-            </w:pPr>
-            <w:proofErr w:type="gramStart"/>
-            <w:r>
-              <w:rPr>
-                <w:rFonts w:ascii="Calibri" w:eastAsia="Calibri" w:hAnsi="Calibri" w:cs="Calibri"/>
-                <w:color w:val="1A1A2E"/>
-                <w:sz w:val="22"/>
-                <w:szCs w:val="22"/>
-              </w:rPr>
-              <w:t>🎁  Une</w:t>
-            </w:r>
-            <w:proofErr w:type="gramEnd"/>
-            <w:r>
-              <w:rPr>
-                <w:rFonts w:ascii="Calibri" w:eastAsia="Calibri" w:hAnsi="Calibri" w:cs="Calibri"/>
-                <w:color w:val="1A1A2E"/>
-                <w:sz w:val="22"/>
-                <w:szCs w:val="22"/>
-              </w:rPr>
-              <w:t xml:space="preserve"> réflexion sera menée sur le cadeau du gagnant... et du perdant !</w:t>
+              <w:t xml:space="preserve">🎁  Une réflexion sera menée sur le cadeau du gagnant... et du perdant !</w:t>
             </w:r>
           </w:p>
         </w:tc>
@@ -240,9 +185,44 @@
           <w:sz w:val="36"/>
           <w:szCs w:val="36"/>
         </w:rPr>
-        <w:t xml:space="preserve">1. C'est quoi </w:t>
-      </w:r>
-      <w:proofErr w:type="spellStart"/>
+        <w:t xml:space="preserve">1. C'est quoi Toussi'Pronos ?</w:t>
+      </w:r>
+    </w:p>
+    <w:p>
+      <w:pPr>
+        <w:spacing w:before="80" w:after="100"/>
+        <w:jc w:val="both"/>
+      </w:pPr>
+      <w:r>
+        <w:rPr>
+          <w:rFonts w:ascii="Calibri" w:eastAsia="Calibri" w:hAnsi="Calibri" w:cs="Calibri"/>
+          <w:color w:val="1A1A2E"/>
+          <w:sz w:val="22"/>
+          <w:szCs w:val="22"/>
+        </w:rPr>
+        <w:t xml:space="preserve">Toussi'Pronos est un jeu de pronostics sur les matchs de Ligue 1. Avant chaque journée, chaque joueur pronostique le score de chacun des 9 matchs. Les points sont attribués selon la précision du pronostic. À la fin de la saison, le meilleur pronostiqueur remporte la mise !</w:t>
+      </w:r>
+    </w:p>
+    <w:p>
+      <w:pPr>
+        <w:spacing w:before="80" w:after="100"/>
+        <w:jc w:val="both"/>
+      </w:pPr>
+      <w:r>
+        <w:rPr>
+          <w:rFonts w:ascii="Calibri" w:eastAsia="Calibri" w:hAnsi="Calibri" w:cs="Calibri"/>
+          <w:color w:val="1A1A2E"/>
+          <w:sz w:val="22"/>
+          <w:szCs w:val="22"/>
+        </w:rPr>
+        <w:t xml:space="preserve">Le jeu est accessible sur smartphone et ordinateur, à tout moment, depuis l'application web Toussi'Pronos. Aucune installation n'est nécessaire.</w:t>
+      </w:r>
+    </w:p>
+    <w:p>
+      <w:pPr>
+        <w:pStyle w:val="Titre1"/>
+        <w:spacing w:before="400" w:after="160"/>
+      </w:pPr>
       <w:r>
         <w:rPr>
           <w:rFonts w:ascii="Calibri" w:eastAsia="Calibri" w:hAnsi="Calibri" w:cs="Calibri"/>
@@ -252,27 +232,33 @@
           <w:sz w:val="36"/>
           <w:szCs w:val="36"/>
         </w:rPr>
-        <w:t>Toussi'Pronos</w:t>
-      </w:r>
-      <w:proofErr w:type="spellEnd"/>
+        <w:t>2. Comment rejoindre ?</w:t>
+      </w:r>
+    </w:p>
+    <w:p>
+      <w:pPr>
+        <w:spacing w:before="60" w:after="60"/>
+        <w:ind w:left="400"/>
+      </w:pPr>
+      <w:r>
+        <w:rPr>
+          <w:rFonts w:ascii="Calibri" w:eastAsia="Calibri" w:hAnsi="Calibri" w:cs="Calibri"/>
+          <w:sz w:val="22"/>
+          <w:szCs w:val="22"/>
+        </w:rPr>
+        <w:t xml:space="preserve">⚽  </w:t>
+      </w:r>
       <w:r>
         <w:rPr>
           <w:rFonts w:ascii="Calibri" w:eastAsia="Calibri" w:hAnsi="Calibri" w:cs="Calibri"/>
           <w:b/>
           <w:bCs/>
           <w:color w:val="1F4E79"/>
-          <w:sz w:val="36"/>
-          <w:szCs w:val="36"/>
-        </w:rPr>
-        <w:t xml:space="preserve"> ?</w:t>
-      </w:r>
-    </w:p>
-    <w:p>
-      <w:pPr>
-        <w:spacing w:before="80" w:after="100"/>
-        <w:jc w:val="both"/>
-      </w:pPr>
-      <w:proofErr w:type="spellStart"/>
+          <w:sz w:val="22"/>
+          <w:szCs w:val="22"/>
+        </w:rPr>
+        <w:t xml:space="preserve">1. Ouvrir l'application </w:t>
+      </w:r>
       <w:r>
         <w:rPr>
           <w:rFonts w:ascii="Calibri" w:eastAsia="Calibri" w:hAnsi="Calibri" w:cs="Calibri"/>
@@ -280,69 +266,41 @@
           <w:sz w:val="22"/>
           <w:szCs w:val="22"/>
         </w:rPr>
-        <w:t>Toussi'Pronos</w:t>
-      </w:r>
-      <w:proofErr w:type="spellEnd"/>
-      <w:r>
-        <w:rPr>
-          <w:rFonts w:ascii="Calibri" w:eastAsia="Calibri" w:hAnsi="Calibri" w:cs="Calibri"/>
-          <w:color w:val="1A1A2E"/>
-          <w:sz w:val="22"/>
-          <w:szCs w:val="22"/>
-        </w:rPr>
-        <w:t xml:space="preserve"> est un jeu de pronostics sur les matchs de Ligue 1. Avant chaque journée, chaque joueur pronostique le score de chacun des 9 matchs. Les points sont attribués selon la précision du pronostic. À la fin de la saison, le meilleur pronostiqueur remporte la mise !</w:t>
-      </w:r>
-    </w:p>
-    <w:p>
-      <w:pPr>
-        <w:spacing w:before="80" w:after="100"/>
-        <w:jc w:val="both"/>
-      </w:pPr>
-      <w:r>
-        <w:rPr>
-          <w:rFonts w:ascii="Calibri" w:eastAsia="Calibri" w:hAnsi="Calibri" w:cs="Calibri"/>
-          <w:color w:val="1A1A2E"/>
-          <w:sz w:val="22"/>
-          <w:szCs w:val="22"/>
-        </w:rPr>
-        <w:t xml:space="preserve">Le jeu est accessible sur smartphone et ordinateur, à tout moment, depuis l'application web </w:t>
-      </w:r>
-      <w:proofErr w:type="spellStart"/>
-      <w:r>
-        <w:rPr>
-          <w:rFonts w:ascii="Calibri" w:eastAsia="Calibri" w:hAnsi="Calibri" w:cs="Calibri"/>
-          <w:color w:val="1A1A2E"/>
-          <w:sz w:val="22"/>
-          <w:szCs w:val="22"/>
-        </w:rPr>
-        <w:t>Toussi'Pronos</w:t>
-      </w:r>
-      <w:proofErr w:type="spellEnd"/>
-      <w:r>
-        <w:rPr>
-          <w:rFonts w:ascii="Calibri" w:eastAsia="Calibri" w:hAnsi="Calibri" w:cs="Calibri"/>
-          <w:color w:val="1A1A2E"/>
-          <w:sz w:val="22"/>
-          <w:szCs w:val="22"/>
-        </w:rPr>
-        <w:t>. Aucune installation n'est nécessaire.</w:t>
-      </w:r>
-    </w:p>
-    <w:p>
-      <w:pPr>
-        <w:pStyle w:val="Titre1"/>
-        <w:spacing w:before="400" w:after="160"/>
-      </w:pPr>
+        <w:t>sur votre navigateur (lien fourni par l'admin)</w:t>
+      </w:r>
+    </w:p>
+    <w:p>
+      <w:pPr>
+        <w:spacing w:before="60" w:after="60"/>
+        <w:ind w:left="400"/>
+      </w:pPr>
+      <w:r>
+        <w:rPr>
+          <w:rFonts w:ascii="Calibri" w:eastAsia="Calibri" w:hAnsi="Calibri" w:cs="Calibri"/>
+          <w:sz w:val="22"/>
+          <w:szCs w:val="22"/>
+        </w:rPr>
+        <w:t xml:space="preserve">⚽  </w:t>
+      </w:r>
       <w:r>
         <w:rPr>
           <w:rFonts w:ascii="Calibri" w:eastAsia="Calibri" w:hAnsi="Calibri" w:cs="Calibri"/>
           <w:b/>
           <w:bCs/>
           <w:color w:val="1F4E79"/>
-          <w:sz w:val="36"/>
-          <w:szCs w:val="36"/>
-        </w:rPr>
-        <w:t>2. Comment rejoindre ?</w:t>
+          <w:sz w:val="22"/>
+          <w:szCs w:val="22"/>
+        </w:rPr>
+        <w:t xml:space="preserve">2. Entrer votre code personnel </w:t>
+      </w:r>
+      <w:r>
+        <w:rPr>
+          <w:rFonts w:ascii="Calibri" w:eastAsia="Calibri" w:hAnsi="Calibri" w:cs="Calibri"/>
+          <w:color w:val="1A1A2E"/>
+          <w:sz w:val="22"/>
+          <w:szCs w:val="22"/>
+        </w:rPr>
+        <w:t>(communiqué par l'organisateur)</w:t>
       </w:r>
     </w:p>
     <w:p>
@@ -350,7 +308,6 @@
         <w:spacing w:before="60" w:after="60"/>
         <w:ind w:left="400"/>
       </w:pPr>
-      <w:proofErr w:type="gramStart"/>
       <w:r>
         <w:rPr>
           <w:rFonts w:ascii="Calibri" w:eastAsia="Calibri" w:hAnsi="Calibri" w:cs="Calibri"/>
@@ -368,113 +325,7 @@
           <w:sz w:val="22"/>
           <w:szCs w:val="22"/>
         </w:rPr>
-        <w:t>1</w:t>
-      </w:r>
-      <w:proofErr w:type="gramEnd"/>
-      <w:r>
-        <w:rPr>
-          <w:rFonts w:ascii="Calibri" w:eastAsia="Calibri" w:hAnsi="Calibri" w:cs="Calibri"/>
-          <w:b/>
-          <w:bCs/>
-          <w:color w:val="1F4E79"/>
-          <w:sz w:val="22"/>
-          <w:szCs w:val="22"/>
-        </w:rPr>
-        <w:t xml:space="preserve">. Ouvrir l'application </w:t>
-      </w:r>
-      <w:r>
-        <w:rPr>
-          <w:rFonts w:ascii="Calibri" w:eastAsia="Calibri" w:hAnsi="Calibri" w:cs="Calibri"/>
-          <w:color w:val="1A1A2E"/>
-          <w:sz w:val="22"/>
-          <w:szCs w:val="22"/>
-        </w:rPr>
-        <w:t>sur votre navigateur (lien fourni par l'admin)</w:t>
-      </w:r>
-    </w:p>
-    <w:p>
-      <w:pPr>
-        <w:spacing w:before="60" w:after="60"/>
-        <w:ind w:left="400"/>
-      </w:pPr>
-      <w:proofErr w:type="gramStart"/>
-      <w:r>
-        <w:rPr>
-          <w:rFonts w:ascii="Calibri" w:eastAsia="Calibri" w:hAnsi="Calibri" w:cs="Calibri"/>
-          <w:sz w:val="22"/>
-          <w:szCs w:val="22"/>
-        </w:rPr>
-        <w:t xml:space="preserve">⚽  </w:t>
-      </w:r>
-      <w:r>
-        <w:rPr>
-          <w:rFonts w:ascii="Calibri" w:eastAsia="Calibri" w:hAnsi="Calibri" w:cs="Calibri"/>
-          <w:b/>
-          <w:bCs/>
-          <w:color w:val="1F4E79"/>
-          <w:sz w:val="22"/>
-          <w:szCs w:val="22"/>
-        </w:rPr>
-        <w:t>2</w:t>
-      </w:r>
-      <w:proofErr w:type="gramEnd"/>
-      <w:r>
-        <w:rPr>
-          <w:rFonts w:ascii="Calibri" w:eastAsia="Calibri" w:hAnsi="Calibri" w:cs="Calibri"/>
-          <w:b/>
-          <w:bCs/>
-          <w:color w:val="1F4E79"/>
-          <w:sz w:val="22"/>
-          <w:szCs w:val="22"/>
-        </w:rPr>
-        <w:t xml:space="preserve">. Entrer votre code personnel </w:t>
-      </w:r>
-      <w:r>
-        <w:rPr>
-          <w:rFonts w:ascii="Calibri" w:eastAsia="Calibri" w:hAnsi="Calibri" w:cs="Calibri"/>
-          <w:color w:val="1A1A2E"/>
-          <w:sz w:val="22"/>
-          <w:szCs w:val="22"/>
-        </w:rPr>
-        <w:t>(communiqué par l'organisateur)</w:t>
-      </w:r>
-    </w:p>
-    <w:p>
-      <w:pPr>
-        <w:spacing w:before="60" w:after="60"/>
-        <w:ind w:left="400"/>
-      </w:pPr>
-      <w:proofErr w:type="gramStart"/>
-      <w:r>
-        <w:rPr>
-          <w:rFonts w:ascii="Calibri" w:eastAsia="Calibri" w:hAnsi="Calibri" w:cs="Calibri"/>
-          <w:sz w:val="22"/>
-          <w:szCs w:val="22"/>
-        </w:rPr>
-        <w:t xml:space="preserve">⚽  </w:t>
-      </w:r>
-      <w:r>
-        <w:rPr>
-          <w:rFonts w:ascii="Calibri" w:eastAsia="Calibri" w:hAnsi="Calibri" w:cs="Calibri"/>
-          <w:b/>
-          <w:bCs/>
-          <w:color w:val="1F4E79"/>
-          <w:sz w:val="22"/>
-          <w:szCs w:val="22"/>
-        </w:rPr>
-        <w:t>3</w:t>
-      </w:r>
-      <w:proofErr w:type="gramEnd"/>
-      <w:r>
-        <w:rPr>
-          <w:rFonts w:ascii="Calibri" w:eastAsia="Calibri" w:hAnsi="Calibri" w:cs="Calibri"/>
-          <w:b/>
-          <w:bCs/>
-          <w:color w:val="1F4E79"/>
-          <w:sz w:val="22"/>
-          <w:szCs w:val="22"/>
-        </w:rPr>
-        <w:t xml:space="preserve">. C'est tout ! </w:t>
+        <w:t xml:space="preserve">3. C'est tout ! </w:t>
       </w:r>
       <w:r>
         <w:rPr>
@@ -535,7 +386,6 @@
               <w:ind w:left="200" w:right="200"/>
               <w:jc w:val="center"/>
             </w:pPr>
-            <w:proofErr w:type="gramStart"/>
             <w:r>
               <w:rPr>
                 <w:rFonts w:ascii="Calibri" w:eastAsia="Calibri" w:hAnsi="Calibri" w:cs="Calibri"/>
@@ -543,17 +393,7 @@
                 <w:sz w:val="22"/>
                 <w:szCs w:val="22"/>
               </w:rPr>
-              <w:t>💡  Votre</w:t>
-            </w:r>
-            <w:proofErr w:type="gramEnd"/>
-            <w:r>
-              <w:rPr>
-                <w:rFonts w:ascii="Calibri" w:eastAsia="Calibri" w:hAnsi="Calibri" w:cs="Calibri"/>
-                <w:color w:val="1A1A2E"/>
-                <w:sz w:val="22"/>
-                <w:szCs w:val="22"/>
-              </w:rPr>
-              <w:t xml:space="preserve"> code est personnel et confidentiel. Ne le partagez pas.</w:t>
+              <w:t xml:space="preserve">💡  Votre code est personnel et confidentiel. Ne le partagez pas.</w:t>
             </w:r>
           </w:p>
           <w:p>
@@ -654,7 +494,6 @@
         <w:ind w:left="400"/>
         <w:jc w:val="both"/>
       </w:pPr>
-      <w:proofErr w:type="gramStart"/>
       <w:r>
         <w:rPr>
           <w:rFonts w:ascii="Calibri" w:eastAsia="Calibri" w:hAnsi="Calibri" w:cs="Calibri"/>
@@ -672,9 +511,32 @@
           <w:sz w:val="22"/>
           <w:szCs w:val="22"/>
         </w:rPr>
-        <w:t>🔒</w:t>
-      </w:r>
-      <w:proofErr w:type="gramEnd"/>
+        <w:t xml:space="preserve">🔒  Une fois soumis, </w:t>
+      </w:r>
+      <w:r>
+        <w:rPr>
+          <w:rFonts w:ascii="Calibri" w:eastAsia="Calibri" w:hAnsi="Calibri" w:cs="Calibri"/>
+          <w:color w:val="1A1A2E"/>
+          <w:sz w:val="22"/>
+          <w:szCs w:val="22"/>
+        </w:rPr>
+        <w:t xml:space="preserve">vos pronostics sont verrouillés : impossible de les modifier</w:t>
+      </w:r>
+    </w:p>
+    <w:p>
+      <w:pPr>
+        <w:spacing w:before="60" w:after="60"/>
+        <w:ind w:left="400"/>
+        <w:jc w:val="both"/>
+      </w:pPr>
+      <w:r>
+        <w:rPr>
+          <w:rFonts w:ascii="Calibri" w:eastAsia="Calibri" w:hAnsi="Calibri" w:cs="Calibri"/>
+          <w:sz w:val="22"/>
+          <w:szCs w:val="22"/>
+        </w:rPr>
+        <w:t xml:space="preserve">⚽  </w:t>
+      </w:r>
       <w:r>
         <w:rPr>
           <w:rFonts w:ascii="Calibri" w:eastAsia="Calibri" w:hAnsi="Calibri" w:cs="Calibri"/>
@@ -684,7 +546,7 @@
           <w:sz w:val="22"/>
           <w:szCs w:val="22"/>
         </w:rPr>
-        <w:t xml:space="preserve">  Une fois soumis, </w:t>
+        <w:t xml:space="preserve">👀  Après soumission, </w:t>
       </w:r>
       <w:r>
         <w:rPr>
@@ -693,25 +555,7 @@
           <w:sz w:val="22"/>
           <w:szCs w:val="22"/>
         </w:rPr>
-        <w:t>vos pronostics sont verrouillés</w:t>
-      </w:r>
-      <w:r>
-        <w:rPr>
-          <w:rFonts w:ascii="Calibri" w:eastAsia="Calibri" w:hAnsi="Calibri" w:cs="Calibri"/>
-          <w:color w:val="1A1A2E"/>
-          <w:sz w:val="22"/>
-          <w:szCs w:val="22"/>
-        </w:rPr>
-        <w:t> :</w:t>
-      </w:r>
-      <w:r>
-        <w:rPr>
-          <w:rFonts w:ascii="Calibri" w:eastAsia="Calibri" w:hAnsi="Calibri" w:cs="Calibri"/>
-          <w:color w:val="1A1A2E"/>
-          <w:sz w:val="22"/>
-          <w:szCs w:val="22"/>
-        </w:rPr>
-        <w:t xml:space="preserve"> impossible de les modifier</w:t>
+        <w:t>vous voyez les pronostics des autres joueurs ayant déjà soumis</w:t>
       </w:r>
     </w:p>
     <w:p>
@@ -720,7 +564,6 @@
         <w:ind w:left="400"/>
         <w:jc w:val="both"/>
       </w:pPr>
-      <w:proofErr w:type="gramStart"/>
       <w:r>
         <w:rPr>
           <w:rFonts w:ascii="Calibri" w:eastAsia="Calibri" w:hAnsi="Calibri" w:cs="Calibri"/>
@@ -738,67 +581,7 @@
           <w:sz w:val="22"/>
           <w:szCs w:val="22"/>
         </w:rPr>
-        <w:t>👀</w:t>
-      </w:r>
-      <w:proofErr w:type="gramEnd"/>
-      <w:r>
-        <w:rPr>
-          <w:rFonts w:ascii="Calibri" w:eastAsia="Calibri" w:hAnsi="Calibri" w:cs="Calibri"/>
-          <w:b/>
-          <w:bCs/>
-          <w:color w:val="1F4E79"/>
-          <w:sz w:val="22"/>
-          <w:szCs w:val="22"/>
-        </w:rPr>
-        <w:t xml:space="preserve">  Après soumission, </w:t>
-      </w:r>
-      <w:r>
-        <w:rPr>
-          <w:rFonts w:ascii="Calibri" w:eastAsia="Calibri" w:hAnsi="Calibri" w:cs="Calibri"/>
-          <w:color w:val="1A1A2E"/>
-          <w:sz w:val="22"/>
-          <w:szCs w:val="22"/>
-        </w:rPr>
-        <w:t>vous voyez les pronostics des autres joueurs ayant déjà soumis</w:t>
-      </w:r>
-    </w:p>
-    <w:p>
-      <w:pPr>
-        <w:spacing w:before="60" w:after="60"/>
-        <w:ind w:left="400"/>
-        <w:jc w:val="both"/>
-      </w:pPr>
-      <w:proofErr w:type="gramStart"/>
-      <w:r>
-        <w:rPr>
-          <w:rFonts w:ascii="Calibri" w:eastAsia="Calibri" w:hAnsi="Calibri" w:cs="Calibri"/>
-          <w:sz w:val="22"/>
-          <w:szCs w:val="22"/>
-        </w:rPr>
-        <w:t xml:space="preserve">⚽  </w:t>
-      </w:r>
-      <w:r>
-        <w:rPr>
-          <w:rFonts w:ascii="Calibri" w:eastAsia="Calibri" w:hAnsi="Calibri" w:cs="Calibri"/>
-          <w:b/>
-          <w:bCs/>
-          <w:color w:val="1F4E79"/>
-          <w:sz w:val="22"/>
-          <w:szCs w:val="22"/>
-        </w:rPr>
-        <w:t>📱</w:t>
-      </w:r>
-      <w:proofErr w:type="gramEnd"/>
-      <w:r>
-        <w:rPr>
-          <w:rFonts w:ascii="Calibri" w:eastAsia="Calibri" w:hAnsi="Calibri" w:cs="Calibri"/>
-          <w:b/>
-          <w:bCs/>
-          <w:color w:val="1F4E79"/>
-          <w:sz w:val="22"/>
-          <w:szCs w:val="22"/>
-        </w:rPr>
-        <w:t xml:space="preserve">  Pensez à soumettre </w:t>
+        <w:t xml:space="preserve">📱  Pensez à soumettre </w:t>
       </w:r>
       <w:r>
         <w:rPr>
@@ -1013,23 +796,7 @@
                 <w:rFonts w:ascii="Calibri" w:eastAsia="Calibri" w:hAnsi="Calibri" w:cs="Calibri"/>
                 <w:color w:val="1A1A2E"/>
               </w:rPr>
-              <w:t>Résultat inversé (</w:t>
-            </w:r>
-            <w:proofErr w:type="gramStart"/>
-            <w:r>
-              <w:rPr>
-                <w:rFonts w:ascii="Calibri" w:eastAsia="Calibri" w:hAnsi="Calibri" w:cs="Calibri"/>
-                <w:color w:val="1A1A2E"/>
-              </w:rPr>
-              <w:t>ex:</w:t>
-            </w:r>
-            <w:proofErr w:type="gramEnd"/>
-            <w:r>
-              <w:rPr>
-                <w:rFonts w:ascii="Calibri" w:eastAsia="Calibri" w:hAnsi="Calibri" w:cs="Calibri"/>
-                <w:color w:val="1A1A2E"/>
-              </w:rPr>
-              <w:t xml:space="preserve"> pronostiqué victoire dom., c'est extérieur qui gagne)</w:t>
+              <w:t xml:space="preserve">Résultat inversé (ex: pronostiqué victoire dom., c'est extérieur qui gagne)</w:t>
             </w:r>
           </w:p>
         </w:tc>
@@ -1308,7 +1075,6 @@
               <w:spacing w:before="60" w:after="60"/>
               <w:ind w:left="200" w:right="200"/>
             </w:pPr>
-            <w:proofErr w:type="gramStart"/>
             <w:r>
               <w:rPr>
                 <w:rFonts w:ascii="Calibri" w:eastAsia="Calibri" w:hAnsi="Calibri" w:cs="Calibri"/>
@@ -1316,9 +1082,14 @@
                 <w:sz w:val="22"/>
                 <w:szCs w:val="22"/>
               </w:rPr>
-              <w:t>📌  Exemple</w:t>
-            </w:r>
-            <w:proofErr w:type="gramEnd"/>
+              <w:t xml:space="preserve">📌  Exemple : Lyon 2-1 Marseille</w:t>
+            </w:r>
+          </w:p>
+          <w:p>
+            <w:pPr>
+              <w:spacing w:before="60" w:after="60"/>
+              <w:ind w:left="200" w:right="200"/>
+            </w:pPr>
             <w:r>
               <w:rPr>
                 <w:rFonts w:ascii="Calibri" w:eastAsia="Calibri" w:hAnsi="Calibri" w:cs="Calibri"/>
@@ -1326,7 +1097,7 @@
                 <w:sz w:val="22"/>
                 <w:szCs w:val="22"/>
               </w:rPr>
-              <w:t xml:space="preserve"> : Lyon 2-1 Marseille</w:t>
+              <w:t xml:space="preserve">     → Vous pronostiqué 2-1        → Score exact      = 5 pts</w:t>
             </w:r>
           </w:p>
           <w:p>
@@ -1341,7 +1112,7 @@
                 <w:sz w:val="22"/>
                 <w:szCs w:val="22"/>
               </w:rPr>
-              <w:t xml:space="preserve">     → Vous pronostiqué 2-1        → Score exact      = 5 pts</w:t>
+              <w:t xml:space="preserve">     → Vous pronostiqué 1-0        → Bon sens         = 3 pts  (victoire Lyon ✓)</w:t>
             </w:r>
           </w:p>
           <w:p>
@@ -1356,9 +1127,14 @@
                 <w:sz w:val="22"/>
                 <w:szCs w:val="22"/>
               </w:rPr>
-              <w:t xml:space="preserve">     → Vous pronostiqué 1-0        → Bon sens         = 3 </w:t>
-            </w:r>
-            <w:proofErr w:type="gramStart"/>
+              <w:t xml:space="preserve">     → Vous pronostiqué 0-1        → Mauvais sens     = 0 pt   (victoire Marseille ✗)</w:t>
+            </w:r>
+          </w:p>
+          <w:p>
+            <w:pPr>
+              <w:spacing w:before="60" w:after="60"/>
+              <w:ind w:left="200" w:right="200"/>
+            </w:pPr>
             <w:r>
               <w:rPr>
                 <w:rFonts w:ascii="Calibri" w:eastAsia="Calibri" w:hAnsi="Calibri" w:cs="Calibri"/>
@@ -1366,9 +1142,14 @@
                 <w:sz w:val="22"/>
                 <w:szCs w:val="22"/>
               </w:rPr>
-              <w:t>pts  (</w:t>
-            </w:r>
-            <w:proofErr w:type="gramEnd"/>
+              <w:t xml:space="preserve">     → Vous pronostiqué 3-2        → Bon sens         = 3 pts  (victoire Lyon ✓)</w:t>
+            </w:r>
+          </w:p>
+          <w:p>
+            <w:pPr>
+              <w:spacing w:before="60" w:after="60"/>
+              <w:ind w:left="200" w:right="200"/>
+            </w:pPr>
             <w:r>
               <w:rPr>
                 <w:rFonts w:ascii="Calibri" w:eastAsia="Calibri" w:hAnsi="Calibri" w:cs="Calibri"/>
@@ -1376,112 +1157,7 @@
                 <w:sz w:val="22"/>
                 <w:szCs w:val="22"/>
               </w:rPr>
-              <w:t>victoire Lyon ✓)</w:t>
-            </w:r>
-          </w:p>
-          <w:p>
-            <w:pPr>
-              <w:spacing w:before="60" w:after="60"/>
-              <w:ind w:left="200" w:right="200"/>
-            </w:pPr>
-            <w:r>
-              <w:rPr>
-                <w:rFonts w:ascii="Calibri" w:eastAsia="Calibri" w:hAnsi="Calibri" w:cs="Calibri"/>
-                <w:color w:val="1A1A2E"/>
-                <w:sz w:val="22"/>
-                <w:szCs w:val="22"/>
-              </w:rPr>
-              <w:t xml:space="preserve">     → Vous pronostiqué 0-1        → Mauvais sens     = 0 pt</w:t>
-            </w:r>
-            <w:proofErr w:type="gramStart"/>
-            <w:r>
-              <w:rPr>
-                <w:rFonts w:ascii="Calibri" w:eastAsia="Calibri" w:hAnsi="Calibri" w:cs="Calibri"/>
-                <w:color w:val="1A1A2E"/>
-                <w:sz w:val="22"/>
-                <w:szCs w:val="22"/>
-              </w:rPr>
-              <w:t xml:space="preserve">   (</w:t>
-            </w:r>
-            <w:proofErr w:type="gramEnd"/>
-            <w:r>
-              <w:rPr>
-                <w:rFonts w:ascii="Calibri" w:eastAsia="Calibri" w:hAnsi="Calibri" w:cs="Calibri"/>
-                <w:color w:val="1A1A2E"/>
-                <w:sz w:val="22"/>
-                <w:szCs w:val="22"/>
-              </w:rPr>
-              <w:t>victoire Marseille ✗)</w:t>
-            </w:r>
-          </w:p>
-          <w:p>
-            <w:pPr>
-              <w:spacing w:before="60" w:after="60"/>
-              <w:ind w:left="200" w:right="200"/>
-            </w:pPr>
-            <w:r>
-              <w:rPr>
-                <w:rFonts w:ascii="Calibri" w:eastAsia="Calibri" w:hAnsi="Calibri" w:cs="Calibri"/>
-                <w:color w:val="1A1A2E"/>
-                <w:sz w:val="22"/>
-                <w:szCs w:val="22"/>
-              </w:rPr>
-              <w:t xml:space="preserve">     → Vous pronostiqué 3-2        → Bon sens         = 3 </w:t>
-            </w:r>
-            <w:proofErr w:type="gramStart"/>
-            <w:r>
-              <w:rPr>
-                <w:rFonts w:ascii="Calibri" w:eastAsia="Calibri" w:hAnsi="Calibri" w:cs="Calibri"/>
-                <w:color w:val="1A1A2E"/>
-                <w:sz w:val="22"/>
-                <w:szCs w:val="22"/>
-              </w:rPr>
-              <w:t>pts  (</w:t>
-            </w:r>
-            <w:proofErr w:type="gramEnd"/>
-            <w:r>
-              <w:rPr>
-                <w:rFonts w:ascii="Calibri" w:eastAsia="Calibri" w:hAnsi="Calibri" w:cs="Calibri"/>
-                <w:color w:val="1A1A2E"/>
-                <w:sz w:val="22"/>
-                <w:szCs w:val="22"/>
-              </w:rPr>
-              <w:t>victoire Lyon ✓)</w:t>
-            </w:r>
-          </w:p>
-          <w:p>
-            <w:pPr>
-              <w:spacing w:before="60" w:after="60"/>
-              <w:ind w:left="200" w:right="200"/>
-            </w:pPr>
-            <w:r>
-              <w:rPr>
-                <w:rFonts w:ascii="Calibri" w:eastAsia="Calibri" w:hAnsi="Calibri" w:cs="Calibri"/>
-                <w:color w:val="1A1A2E"/>
-                <w:sz w:val="22"/>
-                <w:szCs w:val="22"/>
-              </w:rPr>
-              <w:t xml:space="preserve">     → Vous pronostiqué 2-3 (≥4</w:t>
-            </w:r>
-            <w:proofErr w:type="gramStart"/>
-            <w:r>
-              <w:rPr>
-                <w:rFonts w:ascii="Calibri" w:eastAsia="Calibri" w:hAnsi="Calibri" w:cs="Calibri"/>
-                <w:color w:val="1A1A2E"/>
-                <w:sz w:val="22"/>
-                <w:szCs w:val="22"/>
-              </w:rPr>
-              <w:t>b)  →</w:t>
-            </w:r>
-            <w:proofErr w:type="gramEnd"/>
-            <w:r>
-              <w:rPr>
-                <w:rFonts w:ascii="Calibri" w:eastAsia="Calibri" w:hAnsi="Calibri" w:cs="Calibri"/>
-                <w:color w:val="1A1A2E"/>
-                <w:sz w:val="22"/>
-                <w:szCs w:val="22"/>
-              </w:rPr>
-              <w:t xml:space="preserve"> Score exact + 4 buts = 7 pts !</w:t>
+              <w:t xml:space="preserve">     → Vous pronostiqué 2-3 (≥4b)  → Score exact + 4 buts = 7 pts !</w:t>
             </w:r>
           </w:p>
         </w:tc>
@@ -1504,6 +1180,69 @@
         <w:t>5. Gains par journée</w:t>
       </w:r>
     </w:p>
+    <w:tbl>
+      <w:tblPr>
+        <w:tblW w:w="9200" w:type="dxa"/>
+        <w:tblBorders>
+          <w:top w:val="single" w:sz="8" w:space="0" w:color="1A7A3A"/>
+          <w:left w:val="single" w:sz="8" w:space="0" w:color="1A7A3A"/>
+          <w:bottom w:val="single" w:sz="8" w:space="0" w:color="1A7A3A"/>
+          <w:right w:val="single" w:sz="8" w:space="0" w:color="1A7A3A"/>
+        </w:tblBorders>
+        <w:tblCellMar>
+          <w:left w:w="160" w:type="dxa"/>
+          <w:right w:w="160" w:type="dxa"/>
+        </w:tblCellMar>
+        <w:tblLook w:val="0000" w:firstRow="0" w:lastRow="0" w:firstColumn="0" w:lastColumn="0" w:noHBand="0" w:noVBand="0"/>
+      </w:tblPr>
+      <w:tblGrid>
+        <w:gridCol w:w="9200"/>
+      </w:tblGrid>
+      <w:tr>
+        <w:tc>
+          <w:tcPr>
+            <w:tcW w:w="9200" w:type="dxa"/>
+            <w:shading w:val="clear" w:fill="F0FFF4"/>
+          </w:tcPr>
+          <w:p>
+            <w:pPr>
+              <w:spacing w:before="100" w:after="60"/>
+            </w:pPr>
+            <w:r>
+              <w:rPr>
+                <w:rFonts w:ascii="Calibri" w:eastAsia="Calibri" w:hAnsi="Calibri" w:cs="Calibri"/>
+                <w:b/>
+                <w:bCs/>
+                <w:color w:val="1A7A3A"/>
+                <w:sz w:val="22"/>
+                <w:szCs w:val="22"/>
+              </w:rPr>
+              <w:t xml:space="preserve">💰 Par défaut, il n’y a pas d’argent en jeu.</w:t>
+            </w:r>
+          </w:p>
+          <w:p>
+            <w:pPr>
+              <w:spacing w:before="0" w:after="100"/>
+              <w:jc w:val="both"/>
+            </w:pPr>
+            <w:r>
+              <w:rPr>
+                <w:rFonts w:ascii="Calibri" w:eastAsia="Calibri" w:hAnsi="Calibri" w:cs="Calibri"/>
+                <w:color w:val="1A1A2E"/>
+                <w:sz w:val="22"/>
+                <w:szCs w:val="22"/>
+              </w:rPr>
+              <w:t xml:space="preserve">Seuls les points et le classement comptent : aucune somme d’argent n’apparaît dans l’application. Le groupe peut décider à tout moment d’activer l’affichage des gains ci-dessous (mise, 1er/2e/3e de chaque journée) depuis l’espace administrateur, si vous souhaitez jouer une mise réelle entre vous.</w:t>
+            </w:r>
+          </w:p>
+        </w:tc>
+      </w:tr>
+    </w:tbl>
+    <w:p>
+      <w:pPr>
+        <w:spacing w:before="120"/>
+      </w:pPr>
+    </w:p>
     <w:p>
       <w:pPr>
         <w:spacing w:before="80" w:after="100"/>
@@ -1516,7 +1255,7 @@
           <w:sz w:val="22"/>
           <w:szCs w:val="22"/>
         </w:rPr>
-        <w:t>À chaque journée, une mise est partagée entre les meilleurs pronostiqueurs. Le joueur avec le plus de points sur la journée remporte davantage.</w:t>
+        <w:t xml:space="preserve">Si l’option est activée par l’administrateur, une mise est partagée entre les meilleurs pronostiqueurs à chaque journée. Le joueur avec le plus de points sur la journée remporte davantage.</w:t>
       </w:r>
     </w:p>
     <w:p>
@@ -1631,7 +1370,6 @@
             <w:pPr>
               <w:jc w:val="center"/>
             </w:pPr>
-            <w:proofErr w:type="gramStart"/>
             <w:r>
               <w:rPr>
                 <w:rFonts w:ascii="Calibri" w:eastAsia="Calibri" w:hAnsi="Calibri" w:cs="Calibri"/>
@@ -1641,19 +1379,7 @@
                 <w:sz w:val="22"/>
                 <w:szCs w:val="22"/>
               </w:rPr>
-              <w:t>🥇  1</w:t>
-            </w:r>
-            <w:proofErr w:type="gramEnd"/>
-            <w:r>
-              <w:rPr>
-                <w:rFonts w:ascii="Calibri" w:eastAsia="Calibri" w:hAnsi="Calibri" w:cs="Calibri"/>
-                <w:b/>
-                <w:bCs/>
-                <w:color w:val="B8860B"/>
-                <w:sz w:val="22"/>
-                <w:szCs w:val="22"/>
-              </w:rPr>
-              <w:t>er</w:t>
+              <w:t>🥇  1er</w:t>
             </w:r>
           </w:p>
         </w:tc>
@@ -1718,7 +1444,6 @@
             <w:pPr>
               <w:jc w:val="center"/>
             </w:pPr>
-            <w:proofErr w:type="gramStart"/>
             <w:r>
               <w:rPr>
                 <w:rFonts w:ascii="Calibri" w:eastAsia="Calibri" w:hAnsi="Calibri" w:cs="Calibri"/>
@@ -1728,9 +1453,20 @@
                 <w:sz w:val="22"/>
                 <w:szCs w:val="22"/>
               </w:rPr>
-              <w:t>🥈  2</w:t>
-            </w:r>
-            <w:proofErr w:type="gramEnd"/>
+              <w:t>🥈  2ème</w:t>
+            </w:r>
+          </w:p>
+        </w:tc>
+        <w:tc>
+          <w:tcPr>
+            <w:tcW w:w="3100" w:type="dxa"/>
+            <w:shd w:val="clear" w:color="auto" w:fill="F5F5F5"/>
+            <w:vAlign w:val="center"/>
+          </w:tcPr>
+          <w:p>
+            <w:pPr>
+              <w:jc w:val="center"/>
+            </w:pPr>
             <w:r>
               <w:rPr>
                 <w:rFonts w:ascii="Calibri" w:eastAsia="Calibri" w:hAnsi="Calibri" w:cs="Calibri"/>
@@ -1740,29 +1476,6 @@
                 <w:sz w:val="22"/>
                 <w:szCs w:val="22"/>
               </w:rPr>
-              <w:t>ème</w:t>
-            </w:r>
-          </w:p>
-        </w:tc>
-        <w:tc>
-          <w:tcPr>
-            <w:tcW w:w="3100" w:type="dxa"/>
-            <w:shd w:val="clear" w:color="auto" w:fill="F5F5F5"/>
-            <w:vAlign w:val="center"/>
-          </w:tcPr>
-          <w:p>
-            <w:pPr>
-              <w:jc w:val="center"/>
-            </w:pPr>
-            <w:r>
-              <w:rPr>
-                <w:rFonts w:ascii="Calibri" w:eastAsia="Calibri" w:hAnsi="Calibri" w:cs="Calibri"/>
-                <w:b/>
-                <w:bCs/>
-                <w:color w:val="888888"/>
-                <w:sz w:val="22"/>
-                <w:szCs w:val="22"/>
-              </w:rPr>
               <w:t>3 €</w:t>
             </w:r>
           </w:p>
@@ -1783,27 +1496,7 @@
                 <w:iCs/>
                 <w:color w:val="888888"/>
               </w:rPr>
-              <w:t>(</w:t>
-            </w:r>
-            <w:proofErr w:type="gramStart"/>
-            <w:r>
-              <w:rPr>
-                <w:rFonts w:ascii="Calibri" w:eastAsia="Calibri" w:hAnsi="Calibri" w:cs="Calibri"/>
-                <w:i/>
-                <w:iCs/>
-                <w:color w:val="888888"/>
-              </w:rPr>
-              <w:t>réparti</w:t>
-            </w:r>
-            <w:proofErr w:type="gramEnd"/>
-            <w:r>
-              <w:rPr>
-                <w:rFonts w:ascii="Calibri" w:eastAsia="Calibri" w:hAnsi="Calibri" w:cs="Calibri"/>
-                <w:i/>
-                <w:iCs/>
-                <w:color w:val="888888"/>
-              </w:rPr>
-              <w:t xml:space="preserve"> entre joueurs)</w:t>
+              <w:t xml:space="preserve">(réparti entre joueurs)</w:t>
             </w:r>
           </w:p>
         </w:tc>
@@ -1825,7 +1518,6 @@
             <w:pPr>
               <w:jc w:val="center"/>
             </w:pPr>
-            <w:proofErr w:type="gramStart"/>
             <w:r>
               <w:rPr>
                 <w:rFonts w:ascii="Calibri" w:eastAsia="Calibri" w:hAnsi="Calibri" w:cs="Calibri"/>
@@ -1835,19 +1527,7 @@
                 <w:sz w:val="22"/>
                 <w:szCs w:val="22"/>
               </w:rPr>
-              <w:t>🥉  3</w:t>
-            </w:r>
-            <w:proofErr w:type="gramEnd"/>
-            <w:r>
-              <w:rPr>
-                <w:rFonts w:ascii="Calibri" w:eastAsia="Calibri" w:hAnsi="Calibri" w:cs="Calibri"/>
-                <w:b/>
-                <w:bCs/>
-                <w:color w:val="E8500A"/>
-                <w:sz w:val="22"/>
-                <w:szCs w:val="22"/>
-              </w:rPr>
-              <w:t>ème</w:t>
+              <w:t>🥉  3ème</w:t>
             </w:r>
           </w:p>
         </w:tc>
@@ -1931,39 +1611,8 @@
           <w:sz w:val="22"/>
           <w:szCs w:val="22"/>
         </w:rPr>
-        <w:t xml:space="preserve">Si vous oubliez de soumettre vos pronostics avant </w:t>
-      </w:r>
-      <w:proofErr w:type="gramStart"/>
-      <w:r>
-        <w:rPr>
-          <w:rFonts w:ascii="Calibri" w:eastAsia="Calibri" w:hAnsi="Calibri" w:cs="Calibri"/>
-          <w:color w:val="1A1A2E"/>
-          <w:sz w:val="22"/>
-          <w:szCs w:val="22"/>
-        </w:rPr>
-        <w:t>la deadline</w:t>
-      </w:r>
-      <w:proofErr w:type="gramEnd"/>
-      <w:r>
-        <w:rPr>
-          <w:rFonts w:ascii="Calibri" w:eastAsia="Calibri" w:hAnsi="Calibri" w:cs="Calibri"/>
-          <w:color w:val="1A1A2E"/>
-          <w:sz w:val="22"/>
-          <w:szCs w:val="22"/>
-        </w:rPr>
-        <w:t xml:space="preserve">, vous obtenez automatiquement la moitié des points du joueur ayant le moins bien performé sur la journée. Aucune sanction mais mieux vaut ne pas </w:t>
-      </w:r>
-      <w:proofErr w:type="gramStart"/>
-      <w:r>
-        <w:rPr>
-          <w:rFonts w:ascii="Calibri" w:eastAsia="Calibri" w:hAnsi="Calibri" w:cs="Calibri"/>
-          <w:color w:val="1A1A2E"/>
-          <w:sz w:val="22"/>
-          <w:szCs w:val="22"/>
-        </w:rPr>
-        <w:t>oublier!</w:t>
-      </w:r>
-      <w:proofErr w:type="gramEnd"/>
+        <w:t xml:space="preserve">Si vous oubliez de soumettre vos pronostics avant la deadline, vous obtenez automatiquement la moitié des points du joueur ayant le moins bien performé sur la journée. Aucune sanction mais mieux vaut ne pas oublier!</w:t>
+      </w:r>
     </w:p>
     <w:p>
       <w:pPr>
@@ -1992,27 +1641,7 @@
           <w:sz w:val="22"/>
           <w:szCs w:val="22"/>
         </w:rPr>
-        <w:t xml:space="preserve">Si </w:t>
-      </w:r>
-      <w:proofErr w:type="gramStart"/>
-      <w:r>
-        <w:rPr>
-          <w:rFonts w:ascii="Calibri" w:eastAsia="Calibri" w:hAnsi="Calibri" w:cs="Calibri"/>
-          <w:color w:val="1A1A2E"/>
-          <w:sz w:val="22"/>
-          <w:szCs w:val="22"/>
-        </w:rPr>
-        <w:t>la deadline</w:t>
-      </w:r>
-      <w:proofErr w:type="gramEnd"/>
-      <w:r>
-        <w:rPr>
-          <w:rFonts w:ascii="Calibri" w:eastAsia="Calibri" w:hAnsi="Calibri" w:cs="Calibri"/>
-          <w:color w:val="1A1A2E"/>
-          <w:sz w:val="22"/>
-          <w:szCs w:val="22"/>
-        </w:rPr>
-        <w:t xml:space="preserve"> est passée depuis moins de 24 heures, vous pouvez encore soumettre. Attention : les matchs déjà joués vous rapportent automatiquement 0 point, et une pénalité de 5 points s'applique sur votre total de la journée.</w:t>
+        <w:t xml:space="preserve">Si la deadline est passée depuis moins de 24 heures, vous pouvez encore soumettre. Attention : les matchs déjà joués vous rapportent automatiquement 0 point, et une pénalité de 5 points s'applique sur votre total de la journée.</w:t>
       </w:r>
     </w:p>
     <w:p>
@@ -2020,7 +1649,6 @@
         <w:spacing w:before="60" w:after="60"/>
         <w:ind w:left="400"/>
       </w:pPr>
-      <w:proofErr w:type="gramStart"/>
       <w:r>
         <w:rPr>
           <w:rFonts w:ascii="Calibri" w:eastAsia="Calibri" w:hAnsi="Calibri" w:cs="Calibri"/>
@@ -2038,9 +1666,31 @@
           <w:sz w:val="22"/>
           <w:szCs w:val="22"/>
         </w:rPr>
-        <w:t>Matchs</w:t>
-      </w:r>
-      <w:proofErr w:type="gramEnd"/>
+        <w:t xml:space="preserve">Matchs déjà joués : </w:t>
+      </w:r>
+      <w:r>
+        <w:rPr>
+          <w:rFonts w:ascii="Calibri" w:eastAsia="Calibri" w:hAnsi="Calibri" w:cs="Calibri"/>
+          <w:color w:val="1A1A2E"/>
+          <w:sz w:val="22"/>
+          <w:szCs w:val="22"/>
+        </w:rPr>
+        <w:t>0 point (score non modifiable)</w:t>
+      </w:r>
+    </w:p>
+    <w:p>
+      <w:pPr>
+        <w:spacing w:before="60" w:after="60"/>
+        <w:ind w:left="400"/>
+      </w:pPr>
+      <w:r>
+        <w:rPr>
+          <w:rFonts w:ascii="Calibri" w:eastAsia="Calibri" w:hAnsi="Calibri" w:cs="Calibri"/>
+          <w:sz w:val="22"/>
+          <w:szCs w:val="22"/>
+        </w:rPr>
+        <w:t xml:space="preserve">⚽  </w:t>
+      </w:r>
       <w:r>
         <w:rPr>
           <w:rFonts w:ascii="Calibri" w:eastAsia="Calibri" w:hAnsi="Calibri" w:cs="Calibri"/>
@@ -2050,7 +1700,7 @@
           <w:sz w:val="22"/>
           <w:szCs w:val="22"/>
         </w:rPr>
-        <w:t xml:space="preserve"> déjà joués : </w:t>
+        <w:t xml:space="preserve">Matchs à venir : </w:t>
       </w:r>
       <w:r>
         <w:rPr>
@@ -2059,7 +1709,7 @@
           <w:sz w:val="22"/>
           <w:szCs w:val="22"/>
         </w:rPr>
-        <w:t>0 point (score non modifiable)</w:t>
+        <w:t>saisie normale, points comptabilisés</w:t>
       </w:r>
     </w:p>
     <w:p>
@@ -2067,7 +1717,6 @@
         <w:spacing w:before="60" w:after="60"/>
         <w:ind w:left="400"/>
       </w:pPr>
-      <w:proofErr w:type="gramStart"/>
       <w:r>
         <w:rPr>
           <w:rFonts w:ascii="Calibri" w:eastAsia="Calibri" w:hAnsi="Calibri" w:cs="Calibri"/>
@@ -2085,66 +1734,7 @@
           <w:sz w:val="22"/>
           <w:szCs w:val="22"/>
         </w:rPr>
-        <w:t>Matchs</w:t>
-      </w:r>
-      <w:proofErr w:type="gramEnd"/>
-      <w:r>
-        <w:rPr>
-          <w:rFonts w:ascii="Calibri" w:eastAsia="Calibri" w:hAnsi="Calibri" w:cs="Calibri"/>
-          <w:b/>
-          <w:bCs/>
-          <w:color w:val="1F4E79"/>
-          <w:sz w:val="22"/>
-          <w:szCs w:val="22"/>
-        </w:rPr>
-        <w:t xml:space="preserve"> à venir : </w:t>
-      </w:r>
-      <w:r>
-        <w:rPr>
-          <w:rFonts w:ascii="Calibri" w:eastAsia="Calibri" w:hAnsi="Calibri" w:cs="Calibri"/>
-          <w:color w:val="1A1A2E"/>
-          <w:sz w:val="22"/>
-          <w:szCs w:val="22"/>
-        </w:rPr>
-        <w:t>saisie normale, points comptabilisés</w:t>
-      </w:r>
-    </w:p>
-    <w:p>
-      <w:pPr>
-        <w:spacing w:before="60" w:after="60"/>
-        <w:ind w:left="400"/>
-      </w:pPr>
-      <w:proofErr w:type="gramStart"/>
-      <w:r>
-        <w:rPr>
-          <w:rFonts w:ascii="Calibri" w:eastAsia="Calibri" w:hAnsi="Calibri" w:cs="Calibri"/>
-          <w:sz w:val="22"/>
-          <w:szCs w:val="22"/>
-        </w:rPr>
-        <w:t xml:space="preserve">⚽  </w:t>
-      </w:r>
-      <w:r>
-        <w:rPr>
-          <w:rFonts w:ascii="Calibri" w:eastAsia="Calibri" w:hAnsi="Calibri" w:cs="Calibri"/>
-          <w:b/>
-          <w:bCs/>
-          <w:color w:val="1F4E79"/>
-          <w:sz w:val="22"/>
-          <w:szCs w:val="22"/>
-        </w:rPr>
-        <w:t>Pénalité</w:t>
-      </w:r>
-      <w:proofErr w:type="gramEnd"/>
-      <w:r>
-        <w:rPr>
-          <w:rFonts w:ascii="Calibri" w:eastAsia="Calibri" w:hAnsi="Calibri" w:cs="Calibri"/>
-          <w:b/>
-          <w:bCs/>
-          <w:color w:val="1F4E79"/>
-          <w:sz w:val="22"/>
-          <w:szCs w:val="22"/>
-        </w:rPr>
-        <w:t xml:space="preserve"> : </w:t>
+        <w:t xml:space="preserve">Pénalité : </w:t>
       </w:r>
       <w:r>
         <w:rPr>
@@ -2212,9 +1802,15 @@
                 <w:sz w:val="22"/>
                 <w:szCs w:val="22"/>
               </w:rPr>
-              <w:t xml:space="preserve">⏳  Au-delà de 24h après </w:t>
-            </w:r>
-            <w:proofErr w:type="gramStart"/>
+              <w:t xml:space="preserve">⏳  Au-delà de 24h après la deadline → plus aucune soumission possible,</w:t>
+            </w:r>
+          </w:p>
+          <w:p>
+            <w:pPr>
+              <w:spacing w:before="60" w:after="60"/>
+              <w:ind w:left="200" w:right="200"/>
+              <w:jc w:val="center"/>
+            </w:pPr>
             <w:r>
               <w:rPr>
                 <w:rFonts w:ascii="Calibri" w:eastAsia="Calibri" w:hAnsi="Calibri" w:cs="Calibri"/>
@@ -2222,44 +1818,7 @@
                 <w:sz w:val="22"/>
                 <w:szCs w:val="22"/>
               </w:rPr>
-              <w:t>la deadline</w:t>
-            </w:r>
-            <w:proofErr w:type="gramEnd"/>
-            <w:r>
-              <w:rPr>
-                <w:rFonts w:ascii="Calibri" w:eastAsia="Calibri" w:hAnsi="Calibri" w:cs="Calibri"/>
-                <w:color w:val="1A1A2E"/>
-                <w:sz w:val="22"/>
-                <w:szCs w:val="22"/>
-              </w:rPr>
-              <w:t xml:space="preserve"> → plus aucune soumission possible,</w:t>
-            </w:r>
-          </w:p>
-          <w:p>
-            <w:pPr>
-              <w:spacing w:before="60" w:after="60"/>
-              <w:ind w:left="200" w:right="200"/>
-              <w:jc w:val="center"/>
-            </w:pPr>
-            <w:proofErr w:type="gramStart"/>
-            <w:r>
-              <w:rPr>
-                <w:rFonts w:ascii="Calibri" w:eastAsia="Calibri" w:hAnsi="Calibri" w:cs="Calibri"/>
-                <w:color w:val="1A1A2E"/>
-                <w:sz w:val="22"/>
-                <w:szCs w:val="22"/>
-              </w:rPr>
-              <w:t>même</w:t>
-            </w:r>
-            <w:proofErr w:type="gramEnd"/>
-            <w:r>
-              <w:rPr>
-                <w:rFonts w:ascii="Calibri" w:eastAsia="Calibri" w:hAnsi="Calibri" w:cs="Calibri"/>
-                <w:color w:val="1A1A2E"/>
-                <w:sz w:val="22"/>
-                <w:szCs w:val="22"/>
-              </w:rPr>
-              <w:t xml:space="preserve"> via l'administrateur.</w:t>
+              <w:t xml:space="preserve">même via l'administrateur.</w:t>
             </w:r>
           </w:p>
         </w:tc>
@@ -2293,25 +1852,7 @@
           <w:sz w:val="22"/>
           <w:szCs w:val="22"/>
         </w:rPr>
-        <w:t>Chaque joueur dispose d'un Joker à utiliser une seule fois dans la saison. En l'activant sur une journée avant de soumettre, vos points sur cette journée sont doublés (×2). À vous de choisir le bon moment</w:t>
-      </w:r>
-      <w:r>
-        <w:rPr>
-          <w:rFonts w:ascii="Calibri" w:eastAsia="Calibri" w:hAnsi="Calibri" w:cs="Calibri"/>
-          <w:color w:val="1A1A2E"/>
-          <w:sz w:val="22"/>
-          <w:szCs w:val="22"/>
-        </w:rPr>
-        <w:t>,</w:t>
-      </w:r>
-      <w:r>
-        <w:rPr>
-          <w:rFonts w:ascii="Calibri" w:eastAsia="Calibri" w:hAnsi="Calibri" w:cs="Calibri"/>
-          <w:color w:val="1A1A2E"/>
-          <w:sz w:val="22"/>
-          <w:szCs w:val="22"/>
-        </w:rPr>
-        <w:t xml:space="preserve"> une journée avec beaucoup de matchs faciles à deviner ?</w:t>
+        <w:t xml:space="preserve">Chaque joueur dispose d'un Joker à utiliser une seule fois dans la saison. En l'activant sur une journée avant de soumettre, vos points sur cette journée sont doublés (×2). À vous de choisir le bon moment, une journée avec beaucoup de matchs faciles à deviner ?</w:t>
       </w:r>
     </w:p>
     <w:p>
@@ -2319,7 +1860,6 @@
         <w:spacing w:before="60" w:after="60"/>
         <w:ind w:left="400"/>
       </w:pPr>
-      <w:proofErr w:type="gramStart"/>
       <w:r>
         <w:rPr>
           <w:rFonts w:ascii="Calibri" w:eastAsia="Calibri" w:hAnsi="Calibri" w:cs="Calibri"/>
@@ -2337,9 +1877,31 @@
           <w:sz w:val="22"/>
           <w:szCs w:val="22"/>
         </w:rPr>
-        <w:t>Disponible</w:t>
-      </w:r>
-      <w:proofErr w:type="gramEnd"/>
+        <w:t xml:space="preserve">Disponible : </w:t>
+      </w:r>
+      <w:r>
+        <w:rPr>
+          <w:rFonts w:ascii="Calibri" w:eastAsia="Calibri" w:hAnsi="Calibri" w:cs="Calibri"/>
+          <w:color w:val="1A1A2E"/>
+          <w:sz w:val="22"/>
+          <w:szCs w:val="22"/>
+        </w:rPr>
+        <w:t>une seule fois par saison, par joueur</w:t>
+      </w:r>
+    </w:p>
+    <w:p>
+      <w:pPr>
+        <w:spacing w:before="60" w:after="60"/>
+        <w:ind w:left="400"/>
+      </w:pPr>
+      <w:r>
+        <w:rPr>
+          <w:rFonts w:ascii="Calibri" w:eastAsia="Calibri" w:hAnsi="Calibri" w:cs="Calibri"/>
+          <w:sz w:val="22"/>
+          <w:szCs w:val="22"/>
+        </w:rPr>
+        <w:t xml:space="preserve">⚽  </w:t>
+      </w:r>
       <w:r>
         <w:rPr>
           <w:rFonts w:ascii="Calibri" w:eastAsia="Calibri" w:hAnsi="Calibri" w:cs="Calibri"/>
@@ -2349,7 +1911,7 @@
           <w:sz w:val="22"/>
           <w:szCs w:val="22"/>
         </w:rPr>
-        <w:t xml:space="preserve"> : </w:t>
+        <w:t xml:space="preserve">Activation : </w:t>
       </w:r>
       <w:r>
         <w:rPr>
@@ -2358,7 +1920,7 @@
           <w:sz w:val="22"/>
           <w:szCs w:val="22"/>
         </w:rPr>
-        <w:t>une seule fois par saison, par joueur</w:t>
+        <w:t>avant la soumission de la journée choisie</w:t>
       </w:r>
     </w:p>
     <w:p>
@@ -2366,7 +1928,6 @@
         <w:spacing w:before="60" w:after="60"/>
         <w:ind w:left="400"/>
       </w:pPr>
-      <w:proofErr w:type="gramStart"/>
       <w:r>
         <w:rPr>
           <w:rFonts w:ascii="Calibri" w:eastAsia="Calibri" w:hAnsi="Calibri" w:cs="Calibri"/>
@@ -2384,9 +1945,31 @@
           <w:sz w:val="22"/>
           <w:szCs w:val="22"/>
         </w:rPr>
-        <w:t>Activation</w:t>
-      </w:r>
-      <w:proofErr w:type="gramEnd"/>
+        <w:t xml:space="preserve">Effet : </w:t>
+      </w:r>
+      <w:r>
+        <w:rPr>
+          <w:rFonts w:ascii="Calibri" w:eastAsia="Calibri" w:hAnsi="Calibri" w:cs="Calibri"/>
+          <w:color w:val="1A1A2E"/>
+          <w:sz w:val="22"/>
+          <w:szCs w:val="22"/>
+        </w:rPr>
+        <w:t>points de la journée ×2 (après pénalités éventuelles)</w:t>
+      </w:r>
+    </w:p>
+    <w:p>
+      <w:pPr>
+        <w:spacing w:before="60" w:after="60"/>
+        <w:ind w:left="400"/>
+      </w:pPr>
+      <w:r>
+        <w:rPr>
+          <w:rFonts w:ascii="Calibri" w:eastAsia="Calibri" w:hAnsi="Calibri" w:cs="Calibri"/>
+          <w:sz w:val="22"/>
+          <w:szCs w:val="22"/>
+        </w:rPr>
+        <w:t xml:space="preserve">⚽  </w:t>
+      </w:r>
       <w:r>
         <w:rPr>
           <w:rFonts w:ascii="Calibri" w:eastAsia="Calibri" w:hAnsi="Calibri" w:cs="Calibri"/>
@@ -2396,101 +1979,7 @@
           <w:sz w:val="22"/>
           <w:szCs w:val="22"/>
         </w:rPr>
-        <w:t xml:space="preserve"> : </w:t>
-      </w:r>
-      <w:r>
-        <w:rPr>
-          <w:rFonts w:ascii="Calibri" w:eastAsia="Calibri" w:hAnsi="Calibri" w:cs="Calibri"/>
-          <w:color w:val="1A1A2E"/>
-          <w:sz w:val="22"/>
-          <w:szCs w:val="22"/>
-        </w:rPr>
-        <w:t>avant la soumission de la journée choisie</w:t>
-      </w:r>
-    </w:p>
-    <w:p>
-      <w:pPr>
-        <w:spacing w:before="60" w:after="60"/>
-        <w:ind w:left="400"/>
-      </w:pPr>
-      <w:proofErr w:type="gramStart"/>
-      <w:r>
-        <w:rPr>
-          <w:rFonts w:ascii="Calibri" w:eastAsia="Calibri" w:hAnsi="Calibri" w:cs="Calibri"/>
-          <w:sz w:val="22"/>
-          <w:szCs w:val="22"/>
-        </w:rPr>
-        <w:t xml:space="preserve">⚽  </w:t>
-      </w:r>
-      <w:r>
-        <w:rPr>
-          <w:rFonts w:ascii="Calibri" w:eastAsia="Calibri" w:hAnsi="Calibri" w:cs="Calibri"/>
-          <w:b/>
-          <w:bCs/>
-          <w:color w:val="1F4E79"/>
-          <w:sz w:val="22"/>
-          <w:szCs w:val="22"/>
-        </w:rPr>
-        <w:t>Effet</w:t>
-      </w:r>
-      <w:proofErr w:type="gramEnd"/>
-      <w:r>
-        <w:rPr>
-          <w:rFonts w:ascii="Calibri" w:eastAsia="Calibri" w:hAnsi="Calibri" w:cs="Calibri"/>
-          <w:b/>
-          <w:bCs/>
-          <w:color w:val="1F4E79"/>
-          <w:sz w:val="22"/>
-          <w:szCs w:val="22"/>
-        </w:rPr>
-        <w:t xml:space="preserve"> : </w:t>
-      </w:r>
-      <w:r>
-        <w:rPr>
-          <w:rFonts w:ascii="Calibri" w:eastAsia="Calibri" w:hAnsi="Calibri" w:cs="Calibri"/>
-          <w:color w:val="1A1A2E"/>
-          <w:sz w:val="22"/>
-          <w:szCs w:val="22"/>
-        </w:rPr>
-        <w:t>points de la journée ×2 (après pénalités éventuelles)</w:t>
-      </w:r>
-    </w:p>
-    <w:p>
-      <w:pPr>
-        <w:spacing w:before="60" w:after="60"/>
-        <w:ind w:left="400"/>
-      </w:pPr>
-      <w:proofErr w:type="gramStart"/>
-      <w:r>
-        <w:rPr>
-          <w:rFonts w:ascii="Calibri" w:eastAsia="Calibri" w:hAnsi="Calibri" w:cs="Calibri"/>
-          <w:sz w:val="22"/>
-          <w:szCs w:val="22"/>
-        </w:rPr>
-        <w:t xml:space="preserve">⚽  </w:t>
-      </w:r>
-      <w:r>
-        <w:rPr>
-          <w:rFonts w:ascii="Calibri" w:eastAsia="Calibri" w:hAnsi="Calibri" w:cs="Calibri"/>
-          <w:b/>
-          <w:bCs/>
-          <w:color w:val="1F4E79"/>
-          <w:sz w:val="22"/>
-          <w:szCs w:val="22"/>
-        </w:rPr>
-        <w:t>Visible</w:t>
-      </w:r>
-      <w:proofErr w:type="gramEnd"/>
-      <w:r>
-        <w:rPr>
-          <w:rFonts w:ascii="Calibri" w:eastAsia="Calibri" w:hAnsi="Calibri" w:cs="Calibri"/>
-          <w:b/>
-          <w:bCs/>
-          <w:color w:val="1F4E79"/>
-          <w:sz w:val="22"/>
-          <w:szCs w:val="22"/>
-        </w:rPr>
-        <w:t xml:space="preserve"> : </w:t>
+        <w:t xml:space="preserve">Visible : </w:t>
       </w:r>
       <w:r>
         <w:rPr>
@@ -2668,7 +2157,6 @@
                 <w:bCs/>
               </w:rPr>
             </w:pPr>
-            <w:proofErr w:type="gramStart"/>
             <w:r>
               <w:rPr>
                 <w:rFonts w:ascii="Calibri" w:eastAsia="Calibri" w:hAnsi="Calibri" w:cs="Calibri"/>
@@ -2676,17 +2164,7 @@
                 <w:bCs/>
                 <w:color w:val="1A1A2E"/>
               </w:rPr>
-              <w:t>🏆  Champion</w:t>
-            </w:r>
-            <w:proofErr w:type="gramEnd"/>
-            <w:r>
-              <w:rPr>
-                <w:rFonts w:ascii="Calibri" w:eastAsia="Calibri" w:hAnsi="Calibri" w:cs="Calibri"/>
-                <w:b/>
-                <w:bCs/>
-                <w:color w:val="1A1A2E"/>
-              </w:rPr>
-              <w:t xml:space="preserve"> (exact)</w:t>
+              <w:t xml:space="preserve">🏆  Champion (exact)</w:t>
             </w:r>
           </w:p>
         </w:tc>
@@ -2766,27 +2244,7 @@
                 <w:bCs/>
                 <w:color w:val="1A1A2E"/>
               </w:rPr>
-              <w:t>🥇🥈</w:t>
-            </w:r>
-            <w:proofErr w:type="gramStart"/>
-            <w:r>
-              <w:rPr>
-                <w:rFonts w:ascii="Calibri" w:eastAsia="Calibri" w:hAnsi="Calibri" w:cs="Calibri"/>
-                <w:b/>
-                <w:bCs/>
-                <w:color w:val="1A1A2E"/>
-              </w:rPr>
-              <w:t>🥉  Top</w:t>
-            </w:r>
-            <w:proofErr w:type="gramEnd"/>
-            <w:r>
-              <w:rPr>
-                <w:rFonts w:ascii="Calibri" w:eastAsia="Calibri" w:hAnsi="Calibri" w:cs="Calibri"/>
-                <w:b/>
-                <w:bCs/>
-                <w:color w:val="1A1A2E"/>
-              </w:rPr>
-              <w:t xml:space="preserve"> 3 dans l'ordre exact</w:t>
+              <w:t xml:space="preserve">🥇🥈🥉  Top 3 dans l'ordre exact</w:t>
             </w:r>
           </w:p>
         </w:tc>
@@ -2868,36 +2326,7 @@
                 <w:bCs/>
                 <w:color w:val="1A1A2E"/>
               </w:rPr>
-              <w:t>🥇🥈</w:t>
-            </w:r>
-            <w:proofErr w:type="gramStart"/>
-            <w:r>
-              <w:rPr>
-                <w:rFonts w:ascii="Calibri" w:eastAsia="Calibri" w:hAnsi="Calibri" w:cs="Calibri"/>
-                <w:b/>
-                <w:bCs/>
-                <w:color w:val="1A1A2E"/>
-              </w:rPr>
-              <w:t>🥉  Top</w:t>
-            </w:r>
-            <w:proofErr w:type="gramEnd"/>
-            <w:r>
-              <w:rPr>
-                <w:rFonts w:ascii="Calibri" w:eastAsia="Calibri" w:hAnsi="Calibri" w:cs="Calibri"/>
-                <w:b/>
-                <w:bCs/>
-                <w:color w:val="1A1A2E"/>
-              </w:rPr>
-              <w:t xml:space="preserve"> 3 dans</w:t>
-            </w:r>
-            <w:r>
-              <w:rPr>
-                <w:rFonts w:ascii="Calibri" w:eastAsia="Calibri" w:hAnsi="Calibri" w:cs="Calibri"/>
-                <w:b/>
-                <w:bCs/>
-                <w:color w:val="1A1A2E"/>
-              </w:rPr>
-              <w:t xml:space="preserve"> le désordre</w:t>
+              <w:t xml:space="preserve">🥇🥈🥉  Top 3 dans le désordre</w:t>
             </w:r>
           </w:p>
         </w:tc>
@@ -3027,7 +2456,6 @@
             <w:pPr>
               <w:jc w:val="center"/>
             </w:pPr>
-            <w:proofErr w:type="gramStart"/>
             <w:r>
               <w:rPr>
                 <w:rFonts w:ascii="Calibri" w:eastAsia="Calibri" w:hAnsi="Calibri" w:cs="Calibri"/>
@@ -3035,17 +2463,7 @@
                 <w:iCs/>
                 <w:color w:val="888888"/>
               </w:rPr>
-              <w:t>si</w:t>
-            </w:r>
-            <w:proofErr w:type="gramEnd"/>
-            <w:r>
-              <w:rPr>
-                <w:rFonts w:ascii="Calibri" w:eastAsia="Calibri" w:hAnsi="Calibri" w:cs="Calibri"/>
-                <w:i/>
-                <w:iCs/>
-                <w:color w:val="888888"/>
-              </w:rPr>
-              <w:t xml:space="preserve"> top 3 raté</w:t>
+              <w:t xml:space="preserve">si top 3 raté</w:t>
             </w:r>
           </w:p>
         </w:tc>
@@ -3078,36 +2496,7 @@
                 <w:bCs/>
                 <w:color w:val="1A1A2E"/>
               </w:rPr>
-              <w:t>⚠</w:t>
-            </w:r>
-            <w:proofErr w:type="gramStart"/>
-            <w:r>
-              <w:rPr>
-                <w:rFonts w:ascii="Calibri" w:eastAsia="Calibri" w:hAnsi="Calibri" w:cs="Calibri"/>
-                <w:b/>
-                <w:bCs/>
-                <w:color w:val="1A1A2E"/>
-              </w:rPr>
-              <w:t>️  Flop</w:t>
-            </w:r>
-            <w:proofErr w:type="gramEnd"/>
-            <w:r>
-              <w:rPr>
-                <w:rFonts w:ascii="Calibri" w:eastAsia="Calibri" w:hAnsi="Calibri" w:cs="Calibri"/>
-                <w:b/>
-                <w:bCs/>
-                <w:color w:val="1A1A2E"/>
-              </w:rPr>
-              <w:t xml:space="preserve"> 3 </w:t>
-            </w:r>
-            <w:r>
-              <w:rPr>
-                <w:rFonts w:ascii="Calibri" w:eastAsia="Calibri" w:hAnsi="Calibri" w:cs="Calibri"/>
-                <w:b/>
-                <w:bCs/>
-                <w:color w:val="1A1A2E"/>
-              </w:rPr>
-              <w:t>exact</w:t>
+              <w:t xml:space="preserve">⚠️  Flop 3 exact</w:t>
             </w:r>
           </w:p>
         </w:tc>
@@ -3227,7 +2616,6 @@
             <w:pPr>
               <w:jc w:val="center"/>
             </w:pPr>
-            <w:proofErr w:type="gramStart"/>
             <w:r>
               <w:rPr>
                 <w:rFonts w:ascii="Calibri" w:eastAsia="Calibri" w:hAnsi="Calibri" w:cs="Calibri"/>
@@ -3235,17 +2623,7 @@
                 <w:iCs/>
                 <w:color w:val="888888"/>
               </w:rPr>
-              <w:t>si</w:t>
-            </w:r>
-            <w:proofErr w:type="gramEnd"/>
-            <w:r>
-              <w:rPr>
-                <w:rFonts w:ascii="Calibri" w:eastAsia="Calibri" w:hAnsi="Calibri" w:cs="Calibri"/>
-                <w:i/>
-                <w:iCs/>
-                <w:color w:val="888888"/>
-              </w:rPr>
-              <w:t xml:space="preserve"> flop 3 raté</w:t>
+              <w:t xml:space="preserve">si flop 3 raté</w:t>
             </w:r>
           </w:p>
         </w:tc>
@@ -3271,7 +2649,6 @@
                 <w:bCs/>
               </w:rPr>
             </w:pPr>
-            <w:proofErr w:type="gramStart"/>
             <w:r>
               <w:rPr>
                 <w:rFonts w:ascii="Calibri" w:eastAsia="Calibri" w:hAnsi="Calibri" w:cs="Calibri"/>
@@ -3279,17 +2656,7 @@
                 <w:bCs/>
                 <w:color w:val="1A1A2E"/>
               </w:rPr>
-              <w:t>⚽  Meilleur</w:t>
-            </w:r>
-            <w:proofErr w:type="gramEnd"/>
-            <w:r>
-              <w:rPr>
-                <w:rFonts w:ascii="Calibri" w:eastAsia="Calibri" w:hAnsi="Calibri" w:cs="Calibri"/>
-                <w:b/>
-                <w:bCs/>
-                <w:color w:val="1A1A2E"/>
-              </w:rPr>
-              <w:t xml:space="preserve"> buteur (exact)</w:t>
+              <w:t xml:space="preserve">⚽  Meilleur buteur (exact)</w:t>
             </w:r>
           </w:p>
         </w:tc>
@@ -3409,7 +2776,6 @@
             <w:pPr>
               <w:jc w:val="center"/>
             </w:pPr>
-            <w:proofErr w:type="gramStart"/>
             <w:r>
               <w:rPr>
                 <w:rFonts w:ascii="Calibri" w:eastAsia="Calibri" w:hAnsi="Calibri" w:cs="Calibri"/>
@@ -3417,17 +2783,7 @@
                 <w:iCs/>
                 <w:color w:val="888888"/>
               </w:rPr>
-              <w:t>en</w:t>
-            </w:r>
-            <w:proofErr w:type="gramEnd"/>
-            <w:r>
-              <w:rPr>
-                <w:rFonts w:ascii="Calibri" w:eastAsia="Calibri" w:hAnsi="Calibri" w:cs="Calibri"/>
-                <w:i/>
-                <w:iCs/>
-                <w:color w:val="888888"/>
-              </w:rPr>
-              <w:t xml:space="preserve"> bonus</w:t>
+              <w:t xml:space="preserve">en bonus</w:t>
             </w:r>
           </w:p>
         </w:tc>
@@ -3470,7 +2826,6 @@
         <w:spacing w:before="60" w:after="60"/>
         <w:ind w:left="400"/>
       </w:pPr>
-      <w:proofErr w:type="gramStart"/>
       <w:r>
         <w:rPr>
           <w:rFonts w:ascii="Calibri" w:eastAsia="Calibri" w:hAnsi="Calibri" w:cs="Calibri"/>
@@ -3488,9 +2843,31 @@
           <w:sz w:val="22"/>
           <w:szCs w:val="22"/>
         </w:rPr>
-        <w:t>Classement</w:t>
-      </w:r>
-      <w:proofErr w:type="gramEnd"/>
+        <w:t xml:space="preserve">Classement général : </w:t>
+      </w:r>
+      <w:r>
+        <w:rPr>
+          <w:rFonts w:ascii="Calibri" w:eastAsia="Calibri" w:hAnsi="Calibri" w:cs="Calibri"/>
+          <w:color w:val="1A1A2E"/>
+          <w:sz w:val="22"/>
+          <w:szCs w:val="22"/>
+        </w:rPr>
+        <w:t>cumul des points sur toute la saison</w:t>
+      </w:r>
+    </w:p>
+    <w:p>
+      <w:pPr>
+        <w:spacing w:before="60" w:after="60"/>
+        <w:ind w:left="400"/>
+      </w:pPr>
+      <w:r>
+        <w:rPr>
+          <w:rFonts w:ascii="Calibri" w:eastAsia="Calibri" w:hAnsi="Calibri" w:cs="Calibri"/>
+          <w:sz w:val="22"/>
+          <w:szCs w:val="22"/>
+        </w:rPr>
+        <w:t xml:space="preserve">⚽  </w:t>
+      </w:r>
       <w:r>
         <w:rPr>
           <w:rFonts w:ascii="Calibri" w:eastAsia="Calibri" w:hAnsi="Calibri" w:cs="Calibri"/>
@@ -3500,7 +2877,7 @@
           <w:sz w:val="22"/>
           <w:szCs w:val="22"/>
         </w:rPr>
-        <w:t xml:space="preserve"> général : </w:t>
+        <w:t xml:space="preserve">Classement par journée : </w:t>
       </w:r>
       <w:r>
         <w:rPr>
@@ -3509,7 +2886,7 @@
           <w:sz w:val="22"/>
           <w:szCs w:val="22"/>
         </w:rPr>
-        <w:t>cumul des points sur toute la saison</w:t>
+        <w:t>disponible dans l'onglet Résultats</w:t>
       </w:r>
     </w:p>
     <w:p>
@@ -3517,7 +2894,6 @@
         <w:spacing w:before="60" w:after="60"/>
         <w:ind w:left="400"/>
       </w:pPr>
-      <w:proofErr w:type="gramStart"/>
       <w:r>
         <w:rPr>
           <w:rFonts w:ascii="Calibri" w:eastAsia="Calibri" w:hAnsi="Calibri" w:cs="Calibri"/>
@@ -3535,66 +2911,7 @@
           <w:sz w:val="22"/>
           <w:szCs w:val="22"/>
         </w:rPr>
-        <w:t>Classement</w:t>
-      </w:r>
-      <w:proofErr w:type="gramEnd"/>
-      <w:r>
-        <w:rPr>
-          <w:rFonts w:ascii="Calibri" w:eastAsia="Calibri" w:hAnsi="Calibri" w:cs="Calibri"/>
-          <w:b/>
-          <w:bCs/>
-          <w:color w:val="1F4E79"/>
-          <w:sz w:val="22"/>
-          <w:szCs w:val="22"/>
-        </w:rPr>
-        <w:t xml:space="preserve"> par journée : </w:t>
-      </w:r>
-      <w:r>
-        <w:rPr>
-          <w:rFonts w:ascii="Calibri" w:eastAsia="Calibri" w:hAnsi="Calibri" w:cs="Calibri"/>
-          <w:color w:val="1A1A2E"/>
-          <w:sz w:val="22"/>
-          <w:szCs w:val="22"/>
-        </w:rPr>
-        <w:t>disponible dans l'onglet Résultats</w:t>
-      </w:r>
-    </w:p>
-    <w:p>
-      <w:pPr>
-        <w:spacing w:before="60" w:after="60"/>
-        <w:ind w:left="400"/>
-      </w:pPr>
-      <w:proofErr w:type="gramStart"/>
-      <w:r>
-        <w:rPr>
-          <w:rFonts w:ascii="Calibri" w:eastAsia="Calibri" w:hAnsi="Calibri" w:cs="Calibri"/>
-          <w:sz w:val="22"/>
-          <w:szCs w:val="22"/>
-        </w:rPr>
-        <w:t xml:space="preserve">⚽  </w:t>
-      </w:r>
-      <w:r>
-        <w:rPr>
-          <w:rFonts w:ascii="Calibri" w:eastAsia="Calibri" w:hAnsi="Calibri" w:cs="Calibri"/>
-          <w:b/>
-          <w:bCs/>
-          <w:color w:val="1F4E79"/>
-          <w:sz w:val="22"/>
-          <w:szCs w:val="22"/>
-        </w:rPr>
-        <w:t>Gains</w:t>
-      </w:r>
-      <w:proofErr w:type="gramEnd"/>
-      <w:r>
-        <w:rPr>
-          <w:rFonts w:ascii="Calibri" w:eastAsia="Calibri" w:hAnsi="Calibri" w:cs="Calibri"/>
-          <w:b/>
-          <w:bCs/>
-          <w:color w:val="1F4E79"/>
-          <w:sz w:val="22"/>
-          <w:szCs w:val="22"/>
-        </w:rPr>
-        <w:t xml:space="preserve"> cumulés : </w:t>
+        <w:t xml:space="preserve">Gains cumulés : </w:t>
       </w:r>
       <w:r>
         <w:rPr>
@@ -3649,43 +2966,8 @@
           <w:szCs w:val="36"/>
         </w:rPr>
         <w:lastRenderedPageBreak/>
-        <w:t xml:space="preserve">9. Les événements </w:t>
-      </w:r>
-      <w:r>
-        <w:rPr>
-          <w:rFonts w:ascii="Calibri" w:eastAsia="Calibri" w:hAnsi="Calibri" w:cs="Calibri"/>
-          <w:b/>
-          <w:bCs/>
-          <w:color w:val="1F4E79"/>
-          <w:sz w:val="36"/>
-          <w:szCs w:val="36"/>
-        </w:rPr>
-        <w:t xml:space="preserve">(si </w:t>
-      </w:r>
-      <w:proofErr w:type="gramStart"/>
-      <w:r>
-        <w:rPr>
-          <w:rFonts w:ascii="Calibri" w:eastAsia="Calibri" w:hAnsi="Calibri" w:cs="Calibri"/>
-          <w:b/>
-          <w:bCs/>
-          <w:color w:val="1F4E79"/>
-          <w:sz w:val="36"/>
-          <w:szCs w:val="36"/>
-        </w:rPr>
-        <w:t>possible)</w:t>
-      </w:r>
-      <w:r>
-        <w:rPr>
-          <w:rFonts w:ascii="Calibri" w:eastAsia="Calibri" w:hAnsi="Calibri" w:cs="Calibri"/>
-          <w:b/>
-          <w:bCs/>
-          <w:color w:val="1F4E79"/>
-          <w:sz w:val="36"/>
-          <w:szCs w:val="36"/>
-        </w:rPr>
-        <w:t>🎉</w:t>
-      </w:r>
-      <w:proofErr w:type="gramEnd"/>
+        <w:t xml:space="preserve">9. Les événements (si possible)🎉</w:t>
+      </w:r>
     </w:p>
     <w:tbl>
       <w:tblPr>
@@ -3743,21 +3025,39 @@
                 <w:sz w:val="22"/>
                 <w:szCs w:val="22"/>
               </w:rPr>
-              <w:t>🏟</w:t>
-            </w:r>
-            <w:proofErr w:type="gramStart"/>
-            <w:r>
-              <w:rPr>
-                <w:rFonts w:ascii="Calibri" w:eastAsia="Calibri" w:hAnsi="Calibri" w:cs="Calibri"/>
-                <w:b/>
-                <w:bCs/>
+              <w:t xml:space="preserve">🏟️  Match dans un stade</w:t>
+            </w:r>
+          </w:p>
+          <w:p>
+            <w:pPr>
+              <w:spacing w:before="60" w:after="60"/>
+              <w:ind w:left="200" w:right="200"/>
+            </w:pPr>
+            <w:r>
+              <w:rPr>
+                <w:rFonts w:ascii="Calibri" w:eastAsia="Calibri" w:hAnsi="Calibri" w:cs="Calibri"/>
                 <w:color w:val="1A1A2E"/>
                 <w:sz w:val="22"/>
                 <w:szCs w:val="22"/>
               </w:rPr>
-              <w:t>️  Match</w:t>
-            </w:r>
-            <w:proofErr w:type="gramEnd"/>
+              <w:t xml:space="preserve">     Au cours de la saison, l'objectif est de se retrouver tous ensemble pour assister à un match de Ligue 1. Un moment pour se voir hors écran !</w:t>
+            </w:r>
+          </w:p>
+          <w:p>
+            <w:pPr>
+              <w:spacing w:before="60" w:after="60"/>
+              <w:ind w:left="200" w:right="200"/>
+            </w:pPr>
+          </w:p>
+          <w:p>
+            <w:pPr>
+              <w:spacing w:before="60" w:after="60"/>
+              <w:ind w:left="200" w:right="200"/>
+              <w:rPr>
+                <w:b/>
+                <w:bCs/>
+              </w:rPr>
+            </w:pPr>
             <w:r>
               <w:rPr>
                 <w:rFonts w:ascii="Calibri" w:eastAsia="Calibri" w:hAnsi="Calibri" w:cs="Calibri"/>
@@ -3767,7 +3067,7 @@
                 <w:sz w:val="22"/>
                 <w:szCs w:val="22"/>
               </w:rPr>
-              <w:t xml:space="preserve"> dans un stade</w:t>
+              <w:t xml:space="preserve">📺  Dernière journée ensemble</w:t>
             </w:r>
           </w:p>
           <w:p>
@@ -3782,120 +3082,34 @@
                 <w:sz w:val="22"/>
                 <w:szCs w:val="22"/>
               </w:rPr>
-              <w:t xml:space="preserve">     Au cours de la saison, l'objectif est de se retrouver tous ensemble</w:t>
-            </w:r>
-            <w:r>
-              <w:rPr>
-                <w:rFonts w:ascii="Calibri" w:eastAsia="Calibri" w:hAnsi="Calibri" w:cs="Calibri"/>
+              <w:t xml:space="preserve">     L'idée est de vivre collectivement la dernière journée, pour suivre les matchs et désigner ensemble le vainqueur de la saison.</w:t>
+            </w:r>
+          </w:p>
+          <w:p>
+            <w:pPr>
+              <w:spacing w:before="60" w:after="60"/>
+              <w:ind w:left="200" w:right="200"/>
+            </w:pPr>
+          </w:p>
+          <w:p>
+            <w:pPr>
+              <w:spacing w:before="60" w:after="60"/>
+              <w:ind w:left="200" w:right="200"/>
+              <w:rPr>
+                <w:b/>
+                <w:bCs/>
+              </w:rPr>
+            </w:pPr>
+            <w:r>
+              <w:rPr>
+                <w:rFonts w:ascii="Calibri" w:eastAsia="Calibri" w:hAnsi="Calibri" w:cs="Calibri"/>
+                <w:b/>
+                <w:bCs/>
                 <w:color w:val="1A1A2E"/>
                 <w:sz w:val="22"/>
                 <w:szCs w:val="22"/>
               </w:rPr>
-              <w:t xml:space="preserve"> </w:t>
-            </w:r>
-            <w:r>
-              <w:rPr>
-                <w:rFonts w:ascii="Calibri" w:eastAsia="Calibri" w:hAnsi="Calibri" w:cs="Calibri"/>
-                <w:color w:val="1A1A2E"/>
-                <w:sz w:val="22"/>
-                <w:szCs w:val="22"/>
-              </w:rPr>
-              <w:t>pour assister à un match de Ligue 1. Un moment pour se voir hors écran !</w:t>
-            </w:r>
-          </w:p>
-          <w:p>
-            <w:pPr>
-              <w:spacing w:before="60" w:after="60"/>
-              <w:ind w:left="200" w:right="200"/>
-            </w:pPr>
-          </w:p>
-          <w:p>
-            <w:pPr>
-              <w:spacing w:before="60" w:after="60"/>
-              <w:ind w:left="200" w:right="200"/>
-              <w:rPr>
-                <w:b/>
-                <w:bCs/>
-              </w:rPr>
-            </w:pPr>
-            <w:proofErr w:type="gramStart"/>
-            <w:r>
-              <w:rPr>
-                <w:rFonts w:ascii="Calibri" w:eastAsia="Calibri" w:hAnsi="Calibri" w:cs="Calibri"/>
-                <w:b/>
-                <w:bCs/>
-                <w:color w:val="1A1A2E"/>
-                <w:sz w:val="22"/>
-                <w:szCs w:val="22"/>
-              </w:rPr>
-              <w:t>📺  Dernière</w:t>
-            </w:r>
-            <w:proofErr w:type="gramEnd"/>
-            <w:r>
-              <w:rPr>
-                <w:rFonts w:ascii="Calibri" w:eastAsia="Calibri" w:hAnsi="Calibri" w:cs="Calibri"/>
-                <w:b/>
-                <w:bCs/>
-                <w:color w:val="1A1A2E"/>
-                <w:sz w:val="22"/>
-                <w:szCs w:val="22"/>
-              </w:rPr>
-              <w:t xml:space="preserve"> journée ensemble</w:t>
-            </w:r>
-          </w:p>
-          <w:p>
-            <w:pPr>
-              <w:spacing w:before="60" w:after="60"/>
-              <w:ind w:left="200" w:right="200"/>
-            </w:pPr>
-            <w:r>
-              <w:rPr>
-                <w:rFonts w:ascii="Calibri" w:eastAsia="Calibri" w:hAnsi="Calibri" w:cs="Calibri"/>
-                <w:color w:val="1A1A2E"/>
-                <w:sz w:val="22"/>
-                <w:szCs w:val="22"/>
-              </w:rPr>
-              <w:t xml:space="preserve">     L'idée est de vivre collectivement la dernière journée, pour suivre les matchs et désigner ensemble le vainqueur de la saison.</w:t>
-            </w:r>
-          </w:p>
-          <w:p>
-            <w:pPr>
-              <w:spacing w:before="60" w:after="60"/>
-              <w:ind w:left="200" w:right="200"/>
-            </w:pPr>
-          </w:p>
-          <w:p>
-            <w:pPr>
-              <w:spacing w:before="60" w:after="60"/>
-              <w:ind w:left="200" w:right="200"/>
-              <w:rPr>
-                <w:b/>
-                <w:bCs/>
-              </w:rPr>
-            </w:pPr>
-            <w:proofErr w:type="gramStart"/>
-            <w:r>
-              <w:rPr>
-                <w:rFonts w:ascii="Calibri" w:eastAsia="Calibri" w:hAnsi="Calibri" w:cs="Calibri"/>
-                <w:b/>
-                <w:bCs/>
-                <w:color w:val="1A1A2E"/>
-                <w:sz w:val="22"/>
-                <w:szCs w:val="22"/>
-              </w:rPr>
-              <w:t>🎁  Cadeaux</w:t>
-            </w:r>
-            <w:proofErr w:type="gramEnd"/>
-            <w:r>
-              <w:rPr>
-                <w:rFonts w:ascii="Calibri" w:eastAsia="Calibri" w:hAnsi="Calibri" w:cs="Calibri"/>
-                <w:b/>
-                <w:bCs/>
-                <w:color w:val="1A1A2E"/>
-                <w:sz w:val="22"/>
-                <w:szCs w:val="22"/>
-              </w:rPr>
-              <w:t xml:space="preserve"> gagnant &amp; perdant</w:t>
+              <w:t xml:space="preserve">🎁  Cadeaux gagnant &amp; perdant</w:t>
             </w:r>
           </w:p>
           <w:p>
@@ -3944,7 +3158,6 @@
         <w:ind w:left="400"/>
         <w:jc w:val="both"/>
       </w:pPr>
-      <w:proofErr w:type="gramStart"/>
       <w:r>
         <w:rPr>
           <w:rFonts w:ascii="Calibri" w:eastAsia="Calibri" w:hAnsi="Calibri" w:cs="Calibri"/>
@@ -3962,9 +3175,32 @@
           <w:sz w:val="22"/>
           <w:szCs w:val="22"/>
         </w:rPr>
-        <w:t>Application</w:t>
-      </w:r>
-      <w:proofErr w:type="gramEnd"/>
+        <w:t xml:space="preserve">Application : </w:t>
+      </w:r>
+      <w:r>
+        <w:rPr>
+          <w:rFonts w:ascii="Calibri" w:eastAsia="Calibri" w:hAnsi="Calibri" w:cs="Calibri"/>
+          <w:color w:val="1A1A2E"/>
+          <w:sz w:val="22"/>
+          <w:szCs w:val="22"/>
+        </w:rPr>
+        <w:t>accessible sur smartphone et ordinateur, sans installation</w:t>
+      </w:r>
+    </w:p>
+    <w:p>
+      <w:pPr>
+        <w:spacing w:before="60" w:after="60"/>
+        <w:ind w:left="400"/>
+        <w:jc w:val="both"/>
+      </w:pPr>
+      <w:r>
+        <w:rPr>
+          <w:rFonts w:ascii="Calibri" w:eastAsia="Calibri" w:hAnsi="Calibri" w:cs="Calibri"/>
+          <w:sz w:val="22"/>
+          <w:szCs w:val="22"/>
+        </w:rPr>
+        <w:t xml:space="preserve">⚽  </w:t>
+      </w:r>
       <w:r>
         <w:rPr>
           <w:rFonts w:ascii="Calibri" w:eastAsia="Calibri" w:hAnsi="Calibri" w:cs="Calibri"/>
@@ -3974,7 +3210,7 @@
           <w:sz w:val="22"/>
           <w:szCs w:val="22"/>
         </w:rPr>
-        <w:t xml:space="preserve"> : </w:t>
+        <w:t xml:space="preserve">Notifications : </w:t>
       </w:r>
       <w:r>
         <w:rPr>
@@ -3983,7 +3219,7 @@
           <w:sz w:val="22"/>
           <w:szCs w:val="22"/>
         </w:rPr>
-        <w:t>accessible sur smartphone et ordinateur, sans installation</w:t>
+        <w:t>aucune — à vous de penser à venir pronostiquer !</w:t>
       </w:r>
     </w:p>
     <w:p>
@@ -3992,7 +3228,6 @@
         <w:ind w:left="400"/>
         <w:jc w:val="both"/>
       </w:pPr>
-      <w:proofErr w:type="gramStart"/>
       <w:r>
         <w:rPr>
           <w:rFonts w:ascii="Calibri" w:eastAsia="Calibri" w:hAnsi="Calibri" w:cs="Calibri"/>
@@ -4010,9 +3245,32 @@
           <w:sz w:val="22"/>
           <w:szCs w:val="22"/>
         </w:rPr>
-        <w:t>Notifications</w:t>
-      </w:r>
-      <w:proofErr w:type="gramEnd"/>
+        <w:t xml:space="preserve">Questions / problèmes : </w:t>
+      </w:r>
+      <w:r>
+        <w:rPr>
+          <w:rFonts w:ascii="Calibri" w:eastAsia="Calibri" w:hAnsi="Calibri" w:cs="Calibri"/>
+          <w:color w:val="1A1A2E"/>
+          <w:sz w:val="22"/>
+          <w:szCs w:val="22"/>
+        </w:rPr>
+        <w:t>contacter l'administrateur du jeu</w:t>
+      </w:r>
+    </w:p>
+    <w:p>
+      <w:pPr>
+        <w:spacing w:before="60" w:after="60"/>
+        <w:ind w:left="400"/>
+        <w:jc w:val="both"/>
+      </w:pPr>
+      <w:r>
+        <w:rPr>
+          <w:rFonts w:ascii="Calibri" w:eastAsia="Calibri" w:hAnsi="Calibri" w:cs="Calibri"/>
+          <w:sz w:val="22"/>
+          <w:szCs w:val="22"/>
+        </w:rPr>
+        <w:t xml:space="preserve">⚽  </w:t>
+      </w:r>
       <w:r>
         <w:rPr>
           <w:rFonts w:ascii="Calibri" w:eastAsia="Calibri" w:hAnsi="Calibri" w:cs="Calibri"/>
@@ -4022,103 +3280,7 @@
           <w:sz w:val="22"/>
           <w:szCs w:val="22"/>
         </w:rPr>
-        <w:t xml:space="preserve"> : </w:t>
-      </w:r>
-      <w:r>
-        <w:rPr>
-          <w:rFonts w:ascii="Calibri" w:eastAsia="Calibri" w:hAnsi="Calibri" w:cs="Calibri"/>
-          <w:color w:val="1A1A2E"/>
-          <w:sz w:val="22"/>
-          <w:szCs w:val="22"/>
-        </w:rPr>
-        <w:t>aucune — à vous de penser à venir pronostiquer !</w:t>
-      </w:r>
-    </w:p>
-    <w:p>
-      <w:pPr>
-        <w:spacing w:before="60" w:after="60"/>
-        <w:ind w:left="400"/>
-        <w:jc w:val="both"/>
-      </w:pPr>
-      <w:proofErr w:type="gramStart"/>
-      <w:r>
-        <w:rPr>
-          <w:rFonts w:ascii="Calibri" w:eastAsia="Calibri" w:hAnsi="Calibri" w:cs="Calibri"/>
-          <w:sz w:val="22"/>
-          <w:szCs w:val="22"/>
-        </w:rPr>
-        <w:t xml:space="preserve">⚽  </w:t>
-      </w:r>
-      <w:r>
-        <w:rPr>
-          <w:rFonts w:ascii="Calibri" w:eastAsia="Calibri" w:hAnsi="Calibri" w:cs="Calibri"/>
-          <w:b/>
-          <w:bCs/>
-          <w:color w:val="1F4E79"/>
-          <w:sz w:val="22"/>
-          <w:szCs w:val="22"/>
-        </w:rPr>
-        <w:t>Questions</w:t>
-      </w:r>
-      <w:proofErr w:type="gramEnd"/>
-      <w:r>
-        <w:rPr>
-          <w:rFonts w:ascii="Calibri" w:eastAsia="Calibri" w:hAnsi="Calibri" w:cs="Calibri"/>
-          <w:b/>
-          <w:bCs/>
-          <w:color w:val="1F4E79"/>
-          <w:sz w:val="22"/>
-          <w:szCs w:val="22"/>
-        </w:rPr>
-        <w:t xml:space="preserve"> / problèmes : </w:t>
-      </w:r>
-      <w:r>
-        <w:rPr>
-          <w:rFonts w:ascii="Calibri" w:eastAsia="Calibri" w:hAnsi="Calibri" w:cs="Calibri"/>
-          <w:color w:val="1A1A2E"/>
-          <w:sz w:val="22"/>
-          <w:szCs w:val="22"/>
-        </w:rPr>
-        <w:t>contacter l'administrateur du jeu</w:t>
-      </w:r>
-    </w:p>
-    <w:p>
-      <w:pPr>
-        <w:spacing w:before="60" w:after="60"/>
-        <w:ind w:left="400"/>
-        <w:jc w:val="both"/>
-      </w:pPr>
-      <w:proofErr w:type="gramStart"/>
-      <w:r>
-        <w:rPr>
-          <w:rFonts w:ascii="Calibri" w:eastAsia="Calibri" w:hAnsi="Calibri" w:cs="Calibri"/>
-          <w:sz w:val="22"/>
-          <w:szCs w:val="22"/>
-        </w:rPr>
-        <w:t xml:space="preserve">⚽  </w:t>
-      </w:r>
-      <w:r>
-        <w:rPr>
-          <w:rFonts w:ascii="Calibri" w:eastAsia="Calibri" w:hAnsi="Calibri" w:cs="Calibri"/>
-          <w:b/>
-          <w:bCs/>
-          <w:color w:val="1F4E79"/>
-          <w:sz w:val="22"/>
-          <w:szCs w:val="22"/>
-        </w:rPr>
-        <w:t>Les</w:t>
-      </w:r>
-      <w:proofErr w:type="gramEnd"/>
-      <w:r>
-        <w:rPr>
-          <w:rFonts w:ascii="Calibri" w:eastAsia="Calibri" w:hAnsi="Calibri" w:cs="Calibri"/>
-          <w:b/>
-          <w:bCs/>
-          <w:color w:val="1F4E79"/>
-          <w:sz w:val="22"/>
-          <w:szCs w:val="22"/>
-        </w:rPr>
-        <w:t xml:space="preserve"> règles peuvent évoluer </w:t>
+        <w:t xml:space="preserve">Les règles peuvent évoluer </w:t>
       </w:r>
       <w:r>
         <w:rPr>
@@ -4143,7 +3305,6 @@
         <w:spacing w:before="300"/>
         <w:jc w:val="center"/>
       </w:pPr>
-      <w:proofErr w:type="spellStart"/>
       <w:r>
         <w:rPr>
           <w:rFonts w:ascii="Calibri" w:eastAsia="Calibri" w:hAnsi="Calibri" w:cs="Calibri"/>
@@ -4153,19 +3314,7 @@
           <w:sz w:val="18"/>
           <w:szCs w:val="18"/>
         </w:rPr>
-        <w:t>Toussi'Pronos</w:t>
-      </w:r>
-      <w:proofErr w:type="spellEnd"/>
-      <w:r>
-        <w:rPr>
-          <w:rFonts w:ascii="Calibri" w:eastAsia="Calibri" w:hAnsi="Calibri" w:cs="Calibri"/>
-          <w:i/>
-          <w:iCs/>
-          <w:color w:val="888888"/>
-          <w:sz w:val="18"/>
-          <w:szCs w:val="18"/>
-        </w:rPr>
-        <w:t xml:space="preserve"> —Bonne chance à tous ! ⚽</w:t>
+        <w:t xml:space="preserve">Toussi'Pronos —Bonne chance à tous ! ⚽</w:t>
       </w:r>
     </w:p>
     <w:sectPr>

--- a/regles_toussipronos.docx
+++ b/regles_toussipronos.docx
@@ -2020,7 +2020,7 @@
           <w:sz w:val="22"/>
           <w:szCs w:val="22"/>
         </w:rPr>
-        <w:t>À partir de la 5e journée, un formulaire de pronostics de fin de saison est disponible. Ces pronostics sont soumis une seule fois et non modifiables. Ils rapportent des points bonus calculés en fin de saison selon les résultats réels.</w:t>
+        <w:t>Dès la 1ère journée, un formulaire de pronostics de fin de saison est disponible. Ces pronostics doivent être soumis avant le début de la 6e journée (au-delà, la saisie se ferme définitivement), et ne sont pas modifiables une fois envoyés. Ils rapportent des points bonus calculés en fin de saison selon les résultats réels.</w:t>
       </w:r>
     </w:p>
     <w:p>

--- a/regles_toussipronos.docx
+++ b/regles_toussipronos.docx
@@ -2496,7 +2496,7 @@
                 <w:bCs/>
                 <w:color w:val="1A1A2E"/>
               </w:rPr>
-              <w:t xml:space="preserve">⚠️  Flop 3 exact</w:t>
+              <w:t xml:space="preserve">⚠️  17e et 18e (dans l’ordre)</w:t>
             </w:r>
           </w:p>
         </w:tc>
@@ -2576,7 +2576,7 @@
                 <w:bCs/>
                 <w:color w:val="1A1A2E"/>
               </w:rPr>
-              <w:t>2 relégués sur 3 trouvés</w:t>
+              <w:t>17e et 18e (dans le désordre)</w:t>
             </w:r>
           </w:p>
         </w:tc>
@@ -2623,7 +2623,7 @@
                 <w:iCs/>
                 <w:color w:val="888888"/>
               </w:rPr>
-              <w:t xml:space="preserve">si flop 3 raté</w:t>
+              <w:t xml:space="preserve">si pas dans l’ordre</w:t>
             </w:r>
           </w:p>
         </w:tc>
